--- a/docs/manuals/dp/DP01-使用者管理.docx
+++ b/docs/manuals/dp/DP01-使用者管理.docx
@@ -7,6 +7,8 @@
         <w:spacing w:after="0"/>
         <w:jc w:val="center"/>
       </w:pPr>
+      <w:bookmarkStart w:id="0" w:name="_GoBack"/>
+      <w:bookmarkEnd w:id="0"/>
     </w:p>
     <w:p>
       <w:pPr>
@@ -155,7 +157,13 @@
         <w:rPr>
           <w:sz w:val="44"/>
         </w:rPr>
-        <w:t>DP01 使用者管理</w:t>
+        <w:t xml:space="preserve">DP01 </w:t>
+      </w:r>
+      <w:r>
+        <w:rPr>
+          <w:sz w:val="44"/>
+        </w:rPr>
+        <w:t>使用者管理</w:t>
       </w:r>
     </w:p>
     <w:p>
@@ -191,20 +199,26 @@
     <w:tbl>
       <w:tblPr>
         <w:tblStyle w:val="aff2"/>
-        <w:tblW w:type="auto" w:w="0"/>
+        <w:tblW w:w="0" w:type="auto"/>
         <w:jc w:val="center"/>
-        <w:tblLook w:firstColumn="1" w:firstRow="1" w:lastColumn="0" w:lastRow="0" w:noHBand="0" w:noVBand="1" w:val="04A0"/>
+        <w:tblLook w:val="04A0" w:firstRow="1" w:lastRow="0" w:firstColumn="1" w:lastColumn="0" w:noHBand="0" w:noVBand="1"/>
       </w:tblPr>
       <w:tblGrid>
-        <w:gridCol w:w="4680"/>
-        <w:gridCol w:w="4680"/>
+        <w:gridCol w:w="2160"/>
+        <w:gridCol w:w="3600"/>
       </w:tblGrid>
       <w:tr>
+        <w:trPr>
+          <w:jc w:val="center"/>
+        </w:trPr>
         <w:tc>
           <w:tcPr>
-            <w:tcW w:type="dxa" w:w="2160"/>
+            <w:tcW w:w="2160" w:type="dxa"/>
           </w:tcPr>
           <w:p>
+            <w:pPr>
+              <w:spacing w:before="60" w:after="60"/>
+            </w:pPr>
             <w:r>
               <w:t>版本</w:t>
             </w:r>
@@ -212,9 +226,12 @@
         </w:tc>
         <w:tc>
           <w:tcPr>
-            <w:tcW w:type="dxa" w:w="3600"/>
+            <w:tcW w:w="3600" w:type="dxa"/>
           </w:tcPr>
           <w:p>
+            <w:pPr>
+              <w:spacing w:before="60" w:after="60"/>
+            </w:pPr>
             <w:r>
               <w:t>1.0</w:t>
             </w:r>
@@ -222,11 +239,17 @@
         </w:tc>
       </w:tr>
       <w:tr>
+        <w:trPr>
+          <w:jc w:val="center"/>
+        </w:trPr>
         <w:tc>
           <w:tcPr>
-            <w:tcW w:type="dxa" w:w="2160"/>
+            <w:tcW w:w="2160" w:type="dxa"/>
           </w:tcPr>
           <w:p>
+            <w:pPr>
+              <w:spacing w:before="60" w:after="60"/>
+            </w:pPr>
             <w:r>
               <w:t>建立日期</w:t>
             </w:r>
@@ -234,21 +257,30 @@
         </w:tc>
         <w:tc>
           <w:tcPr>
-            <w:tcW w:type="dxa" w:w="3600"/>
+            <w:tcW w:w="3600" w:type="dxa"/>
           </w:tcPr>
           <w:p>
+            <w:pPr>
+              <w:spacing w:before="60" w:after="60"/>
+            </w:pPr>
             <w:r>
-              <w:t>2026/10/19</w:t>
+              <w:t>2026/10/20</w:t>
             </w:r>
           </w:p>
         </w:tc>
       </w:tr>
       <w:tr>
+        <w:trPr>
+          <w:jc w:val="center"/>
+        </w:trPr>
         <w:tc>
           <w:tcPr>
-            <w:tcW w:type="dxa" w:w="2160"/>
+            <w:tcW w:w="2160" w:type="dxa"/>
           </w:tcPr>
           <w:p>
+            <w:pPr>
+              <w:spacing w:before="60" w:after="60"/>
+            </w:pPr>
             <w:r>
               <w:t>更新日期</w:t>
             </w:r>
@@ -256,19 +288,27 @@
         </w:tc>
         <w:tc>
           <w:tcPr>
-            <w:tcW w:type="dxa" w:w="3600"/>
+            <w:tcW w:w="3600" w:type="dxa"/>
           </w:tcPr>
           <w:p>
-            <w:r/>
+            <w:pPr>
+              <w:spacing w:before="60" w:after="60"/>
+            </w:pPr>
           </w:p>
         </w:tc>
       </w:tr>
       <w:tr>
+        <w:trPr>
+          <w:jc w:val="center"/>
+        </w:trPr>
         <w:tc>
           <w:tcPr>
-            <w:tcW w:type="dxa" w:w="2160"/>
+            <w:tcW w:w="2160" w:type="dxa"/>
           </w:tcPr>
           <w:p>
+            <w:pPr>
+              <w:spacing w:before="60" w:after="60"/>
+            </w:pPr>
             <w:r>
               <w:t>作者</w:t>
             </w:r>
@@ -276,9 +316,12 @@
         </w:tc>
         <w:tc>
           <w:tcPr>
-            <w:tcW w:type="dxa" w:w="3600"/>
+            <w:tcW w:w="3600" w:type="dxa"/>
           </w:tcPr>
           <w:p>
+            <w:pPr>
+              <w:spacing w:before="60" w:after="60"/>
+            </w:pPr>
             <w:r>
               <w:t>朱可棠</w:t>
             </w:r>
@@ -289,31 +332,38 @@
     <w:p>
       <w:pPr>
         <w:pStyle w:val="Heading1NoTOC"/>
-        <w:pageBreakBefore/>
-      </w:pPr>
-      <w:r>
-        <w:t>文件制/修訂履歷</w:t>
+      </w:pPr>
+      <w:r>
+        <w:lastRenderedPageBreak/>
+        <w:t>文件制</w:t>
+      </w:r>
+      <w:r>
+        <w:t>/</w:t>
+      </w:r>
+      <w:r>
+        <w:t>修訂履歷</w:t>
       </w:r>
     </w:p>
     <w:tbl>
       <w:tblPr>
         <w:tblStyle w:val="aff2"/>
-        <w:tblW w:type="auto" w:w="0"/>
-        <w:tblLook w:firstColumn="1" w:firstRow="1" w:lastColumn="0" w:lastRow="0" w:noHBand="0" w:noVBand="1" w:val="04A0"/>
+        <w:tblW w:w="0" w:type="auto"/>
+        <w:tblLook w:val="04A0" w:firstRow="1" w:lastRow="0" w:firstColumn="1" w:lastColumn="0" w:noHBand="0" w:noVBand="1"/>
       </w:tblPr>
       <w:tblGrid>
-        <w:gridCol w:w="2340"/>
-        <w:gridCol w:w="2340"/>
-        <w:gridCol w:w="2340"/>
-        <w:gridCol w:w="2340"/>
+        <w:gridCol w:w="1151"/>
+        <w:gridCol w:w="1729"/>
+        <w:gridCol w:w="4320"/>
+        <w:gridCol w:w="2160"/>
       </w:tblGrid>
       <w:tr>
         <w:tc>
           <w:tcPr>
-            <w:tcW w:type="dxa" w:w="1151"/>
+            <w:tcW w:w="1151" w:type="dxa"/>
           </w:tcPr>
           <w:p>
             <w:pPr>
+              <w:spacing w:before="60" w:after="60"/>
               <w:jc w:val="center"/>
             </w:pPr>
             <w:r>
@@ -326,10 +376,11 @@
         </w:tc>
         <w:tc>
           <w:tcPr>
-            <w:tcW w:type="dxa" w:w="1729"/>
+            <w:tcW w:w="1729" w:type="dxa"/>
           </w:tcPr>
           <w:p>
             <w:pPr>
+              <w:spacing w:before="60" w:after="60"/>
               <w:jc w:val="center"/>
             </w:pPr>
             <w:r>
@@ -342,10 +393,11 @@
         </w:tc>
         <w:tc>
           <w:tcPr>
-            <w:tcW w:type="dxa" w:w="4320"/>
+            <w:tcW w:w="4320" w:type="dxa"/>
           </w:tcPr>
           <w:p>
             <w:pPr>
+              <w:spacing w:before="60" w:after="60"/>
               <w:jc w:val="center"/>
             </w:pPr>
             <w:r>
@@ -358,10 +410,11 @@
         </w:tc>
         <w:tc>
           <w:tcPr>
-            <w:tcW w:type="dxa" w:w="2160"/>
+            <w:tcW w:w="2160" w:type="dxa"/>
           </w:tcPr>
           <w:p>
             <w:pPr>
+              <w:spacing w:before="60" w:after="60"/>
               <w:jc w:val="center"/>
             </w:pPr>
             <w:r>
@@ -376,10 +429,11 @@
       <w:tr>
         <w:tc>
           <w:tcPr>
-            <w:tcW w:type="dxa" w:w="1151"/>
+            <w:tcW w:w="1151" w:type="dxa"/>
           </w:tcPr>
           <w:p>
             <w:pPr>
+              <w:spacing w:before="60" w:after="60"/>
               <w:jc w:val="center"/>
             </w:pPr>
             <w:r>
@@ -389,22 +443,26 @@
         </w:tc>
         <w:tc>
           <w:tcPr>
-            <w:tcW w:type="dxa" w:w="1729"/>
+            <w:tcW w:w="1729" w:type="dxa"/>
           </w:tcPr>
           <w:p>
             <w:pPr>
+              <w:spacing w:before="60" w:after="60"/>
               <w:jc w:val="center"/>
             </w:pPr>
             <w:r>
-              <w:t>2026/10/19</w:t>
+              <w:t>2026/10/20</w:t>
             </w:r>
           </w:p>
         </w:tc>
         <w:tc>
           <w:tcPr>
-            <w:tcW w:type="dxa" w:w="4320"/>
+            <w:tcW w:w="4320" w:type="dxa"/>
           </w:tcPr>
           <w:p>
+            <w:pPr>
+              <w:spacing w:before="60" w:after="60"/>
+            </w:pPr>
             <w:r>
               <w:t>初次發行</w:t>
             </w:r>
@@ -412,10 +470,11 @@
         </w:tc>
         <w:tc>
           <w:tcPr>
-            <w:tcW w:type="dxa" w:w="2160"/>
+            <w:tcW w:w="2160" w:type="dxa"/>
           </w:tcPr>
           <w:p>
             <w:pPr>
+              <w:spacing w:before="60" w:after="60"/>
               <w:jc w:val="center"/>
             </w:pPr>
             <w:r>
@@ -428,25 +487,1051 @@
     <w:p>
       <w:pPr>
         <w:pStyle w:val="Heading1NoTOC"/>
-        <w:pageBreakBefore/>
-      </w:pPr>
-      <w:r>
+      </w:pPr>
+      <w:r>
+        <w:lastRenderedPageBreak/>
         <w:t>目錄</w:t>
       </w:r>
     </w:p>
     <w:p>
+      <w:pPr>
+        <w:pStyle w:val="14"/>
+        <w:tabs>
+          <w:tab w:val="right" w:leader="dot" w:pos="9350"/>
+        </w:tabs>
+        <w:rPr>
+          <w:rFonts w:asciiTheme="minorHAnsi" w:eastAsiaTheme="minorEastAsia" w:hAnsiTheme="minorHAnsi" w:cstheme="minorBidi"/>
+          <w:noProof/>
+          <w:color w:val="auto"/>
+          <w:kern w:val="2"/>
+          <w:szCs w:val="22"/>
+        </w:rPr>
+      </w:pPr>
       <w:r>
         <w:fldChar w:fldCharType="begin"/>
-        <w:instrText xml:space="preserve">TOC \o "1-2" \h \z \u</w:instrText>
+      </w:r>
+      <w:r>
+        <w:instrText>TOC \o "1-2" \h \z \u</w:instrText>
+      </w:r>
+      <w:r>
         <w:fldChar w:fldCharType="separate"/>
-        <w:t>目錄將於開啟文件時自動更新</w:t>
-        <w:fldChar w:fldCharType="end"/>
-      </w:r>
+      </w:r>
+      <w:hyperlink w:anchor="_Toc243386527" w:history="1">
+        <w:r>
+          <w:rPr>
+            <w:rStyle w:val="affb"/>
+            <w:rFonts w:hint="eastAsia"/>
+            <w:noProof/>
+          </w:rPr>
+          <w:t>壹、作業說明</w:t>
+        </w:r>
+        <w:r>
+          <w:rPr>
+            <w:noProof/>
+            <w:webHidden/>
+          </w:rPr>
+          <w:tab/>
+        </w:r>
+        <w:r>
+          <w:rPr>
+            <w:noProof/>
+            <w:webHidden/>
+          </w:rPr>
+          <w:fldChar w:fldCharType="begin"/>
+        </w:r>
+        <w:r>
+          <w:rPr>
+            <w:noProof/>
+            <w:webHidden/>
+          </w:rPr>
+          <w:instrText xml:space="preserve"> PAGEREF _Toc243386527 \h </w:instrText>
+        </w:r>
+        <w:r>
+          <w:rPr>
+            <w:noProof/>
+            <w:webHidden/>
+          </w:rPr>
+        </w:r>
+        <w:r>
+          <w:rPr>
+            <w:noProof/>
+            <w:webHidden/>
+          </w:rPr>
+          <w:fldChar w:fldCharType="separate"/>
+        </w:r>
+        <w:r>
+          <w:rPr>
+            <w:noProof/>
+            <w:webHidden/>
+          </w:rPr>
+          <w:t>1</w:t>
+        </w:r>
+        <w:r>
+          <w:rPr>
+            <w:noProof/>
+            <w:webHidden/>
+          </w:rPr>
+          <w:fldChar w:fldCharType="end"/>
+        </w:r>
+      </w:hyperlink>
     </w:p>
     <w:p>
       <w:pPr>
+        <w:pStyle w:val="2a"/>
+        <w:tabs>
+          <w:tab w:val="right" w:leader="dot" w:pos="9350"/>
+        </w:tabs>
+        <w:rPr>
+          <w:rFonts w:asciiTheme="minorHAnsi" w:eastAsiaTheme="minorEastAsia" w:hAnsiTheme="minorHAnsi" w:cstheme="minorBidi"/>
+          <w:noProof/>
+          <w:color w:val="auto"/>
+          <w:kern w:val="2"/>
+          <w:szCs w:val="22"/>
+        </w:rPr>
+      </w:pPr>
+      <w:hyperlink w:anchor="_Toc243386528" w:history="1">
+        <w:r>
+          <w:rPr>
+            <w:rStyle w:val="affb"/>
+            <w:rFonts w:hint="eastAsia"/>
+            <w:noProof/>
+          </w:rPr>
+          <w:t>一、使用情境</w:t>
+        </w:r>
+        <w:r>
+          <w:rPr>
+            <w:noProof/>
+            <w:webHidden/>
+          </w:rPr>
+          <w:tab/>
+        </w:r>
+        <w:r>
+          <w:rPr>
+            <w:noProof/>
+            <w:webHidden/>
+          </w:rPr>
+          <w:fldChar w:fldCharType="begin"/>
+        </w:r>
+        <w:r>
+          <w:rPr>
+            <w:noProof/>
+            <w:webHidden/>
+          </w:rPr>
+          <w:instrText xml:space="preserve"> PAGEREF _Toc243386528 \h </w:instrText>
+        </w:r>
+        <w:r>
+          <w:rPr>
+            <w:noProof/>
+            <w:webHidden/>
+          </w:rPr>
+        </w:r>
+        <w:r>
+          <w:rPr>
+            <w:noProof/>
+            <w:webHidden/>
+          </w:rPr>
+          <w:fldChar w:fldCharType="separate"/>
+        </w:r>
+        <w:r>
+          <w:rPr>
+            <w:noProof/>
+            <w:webHidden/>
+          </w:rPr>
+          <w:t>1</w:t>
+        </w:r>
+        <w:r>
+          <w:rPr>
+            <w:noProof/>
+            <w:webHidden/>
+          </w:rPr>
+          <w:fldChar w:fldCharType="end"/>
+        </w:r>
+      </w:hyperlink>
+    </w:p>
+    <w:p>
+      <w:pPr>
+        <w:pStyle w:val="2a"/>
+        <w:tabs>
+          <w:tab w:val="right" w:leader="dot" w:pos="9350"/>
+        </w:tabs>
+        <w:rPr>
+          <w:rFonts w:asciiTheme="minorHAnsi" w:eastAsiaTheme="minorEastAsia" w:hAnsiTheme="minorHAnsi" w:cstheme="minorBidi"/>
+          <w:noProof/>
+          <w:color w:val="auto"/>
+          <w:kern w:val="2"/>
+          <w:szCs w:val="22"/>
+        </w:rPr>
+      </w:pPr>
+      <w:hyperlink w:anchor="_Toc243386529" w:history="1">
+        <w:r>
+          <w:rPr>
+            <w:rStyle w:val="affb"/>
+            <w:rFonts w:hint="eastAsia"/>
+            <w:noProof/>
+          </w:rPr>
+          <w:t>二、進入路徑</w:t>
+        </w:r>
+        <w:r>
+          <w:rPr>
+            <w:noProof/>
+            <w:webHidden/>
+          </w:rPr>
+          <w:tab/>
+        </w:r>
+        <w:r>
+          <w:rPr>
+            <w:noProof/>
+            <w:webHidden/>
+          </w:rPr>
+          <w:fldChar w:fldCharType="begin"/>
+        </w:r>
+        <w:r>
+          <w:rPr>
+            <w:noProof/>
+            <w:webHidden/>
+          </w:rPr>
+          <w:instrText xml:space="preserve"> PAGEREF _Toc243386529 \h </w:instrText>
+        </w:r>
+        <w:r>
+          <w:rPr>
+            <w:noProof/>
+            <w:webHidden/>
+          </w:rPr>
+        </w:r>
+        <w:r>
+          <w:rPr>
+            <w:noProof/>
+            <w:webHidden/>
+          </w:rPr>
+          <w:fldChar w:fldCharType="separate"/>
+        </w:r>
+        <w:r>
+          <w:rPr>
+            <w:noProof/>
+            <w:webHidden/>
+          </w:rPr>
+          <w:t>1</w:t>
+        </w:r>
+        <w:r>
+          <w:rPr>
+            <w:noProof/>
+            <w:webHidden/>
+          </w:rPr>
+          <w:fldChar w:fldCharType="end"/>
+        </w:r>
+      </w:hyperlink>
+    </w:p>
+    <w:p>
+      <w:pPr>
+        <w:pStyle w:val="14"/>
+        <w:tabs>
+          <w:tab w:val="right" w:leader="dot" w:pos="9350"/>
+        </w:tabs>
+        <w:rPr>
+          <w:rFonts w:asciiTheme="minorHAnsi" w:eastAsiaTheme="minorEastAsia" w:hAnsiTheme="minorHAnsi" w:cstheme="minorBidi"/>
+          <w:noProof/>
+          <w:color w:val="auto"/>
+          <w:kern w:val="2"/>
+          <w:szCs w:val="22"/>
+        </w:rPr>
+      </w:pPr>
+      <w:hyperlink w:anchor="_Toc243386530" w:history="1">
+        <w:r>
+          <w:rPr>
+            <w:rStyle w:val="affb"/>
+            <w:rFonts w:hint="eastAsia"/>
+            <w:noProof/>
+          </w:rPr>
+          <w:t>貳、操作說明</w:t>
+        </w:r>
+        <w:r>
+          <w:rPr>
+            <w:noProof/>
+            <w:webHidden/>
+          </w:rPr>
+          <w:tab/>
+        </w:r>
+        <w:r>
+          <w:rPr>
+            <w:noProof/>
+            <w:webHidden/>
+          </w:rPr>
+          <w:fldChar w:fldCharType="begin"/>
+        </w:r>
+        <w:r>
+          <w:rPr>
+            <w:noProof/>
+            <w:webHidden/>
+          </w:rPr>
+          <w:instrText xml:space="preserve"> PAGEREF _Toc243386530 \h </w:instrText>
+        </w:r>
+        <w:r>
+          <w:rPr>
+            <w:noProof/>
+            <w:webHidden/>
+          </w:rPr>
+        </w:r>
+        <w:r>
+          <w:rPr>
+            <w:noProof/>
+            <w:webHidden/>
+          </w:rPr>
+          <w:fldChar w:fldCharType="separate"/>
+        </w:r>
+        <w:r>
+          <w:rPr>
+            <w:noProof/>
+            <w:webHidden/>
+          </w:rPr>
+          <w:t>2</w:t>
+        </w:r>
+        <w:r>
+          <w:rPr>
+            <w:noProof/>
+            <w:webHidden/>
+          </w:rPr>
+          <w:fldChar w:fldCharType="end"/>
+        </w:r>
+      </w:hyperlink>
+    </w:p>
+    <w:p>
+      <w:pPr>
+        <w:pStyle w:val="2a"/>
+        <w:tabs>
+          <w:tab w:val="right" w:leader="dot" w:pos="9350"/>
+        </w:tabs>
+        <w:rPr>
+          <w:rFonts w:asciiTheme="minorHAnsi" w:eastAsiaTheme="minorEastAsia" w:hAnsiTheme="minorHAnsi" w:cstheme="minorBidi"/>
+          <w:noProof/>
+          <w:color w:val="auto"/>
+          <w:kern w:val="2"/>
+          <w:szCs w:val="22"/>
+        </w:rPr>
+      </w:pPr>
+      <w:hyperlink w:anchor="_Toc243386531" w:history="1">
+        <w:r>
+          <w:rPr>
+            <w:rStyle w:val="affb"/>
+            <w:rFonts w:hint="eastAsia"/>
+            <w:noProof/>
+          </w:rPr>
+          <w:t>一、畫面與前置設定</w:t>
+        </w:r>
+        <w:r>
+          <w:rPr>
+            <w:noProof/>
+            <w:webHidden/>
+          </w:rPr>
+          <w:tab/>
+        </w:r>
+        <w:r>
+          <w:rPr>
+            <w:noProof/>
+            <w:webHidden/>
+          </w:rPr>
+          <w:fldChar w:fldCharType="begin"/>
+        </w:r>
+        <w:r>
+          <w:rPr>
+            <w:noProof/>
+            <w:webHidden/>
+          </w:rPr>
+          <w:instrText xml:space="preserve"> PAGEREF _Toc243386531 \h </w:instrText>
+        </w:r>
+        <w:r>
+          <w:rPr>
+            <w:noProof/>
+            <w:webHidden/>
+          </w:rPr>
+        </w:r>
+        <w:r>
+          <w:rPr>
+            <w:noProof/>
+            <w:webHidden/>
+          </w:rPr>
+          <w:fldChar w:fldCharType="separate"/>
+        </w:r>
+        <w:r>
+          <w:rPr>
+            <w:noProof/>
+            <w:webHidden/>
+          </w:rPr>
+          <w:t>2</w:t>
+        </w:r>
+        <w:r>
+          <w:rPr>
+            <w:noProof/>
+            <w:webHidden/>
+          </w:rPr>
+          <w:fldChar w:fldCharType="end"/>
+        </w:r>
+      </w:hyperlink>
+    </w:p>
+    <w:p>
+      <w:pPr>
+        <w:pStyle w:val="2a"/>
+        <w:tabs>
+          <w:tab w:val="right" w:leader="dot" w:pos="9350"/>
+        </w:tabs>
+        <w:rPr>
+          <w:rFonts w:asciiTheme="minorHAnsi" w:eastAsiaTheme="minorEastAsia" w:hAnsiTheme="minorHAnsi" w:cstheme="minorBidi"/>
+          <w:noProof/>
+          <w:color w:val="auto"/>
+          <w:kern w:val="2"/>
+          <w:szCs w:val="22"/>
+        </w:rPr>
+      </w:pPr>
+      <w:hyperlink w:anchor="_Toc243386532" w:history="1">
+        <w:r>
+          <w:rPr>
+            <w:rStyle w:val="affb"/>
+            <w:rFonts w:hint="eastAsia"/>
+            <w:noProof/>
+          </w:rPr>
+          <w:t>二、查詢帳號</w:t>
+        </w:r>
+        <w:r>
+          <w:rPr>
+            <w:noProof/>
+            <w:webHidden/>
+          </w:rPr>
+          <w:tab/>
+        </w:r>
+        <w:r>
+          <w:rPr>
+            <w:noProof/>
+            <w:webHidden/>
+          </w:rPr>
+          <w:fldChar w:fldCharType="begin"/>
+        </w:r>
+        <w:r>
+          <w:rPr>
+            <w:noProof/>
+            <w:webHidden/>
+          </w:rPr>
+          <w:instrText xml:space="preserve"> PAGEREF _Toc243386532 \h </w:instrText>
+        </w:r>
+        <w:r>
+          <w:rPr>
+            <w:noProof/>
+            <w:webHidden/>
+          </w:rPr>
+        </w:r>
+        <w:r>
+          <w:rPr>
+            <w:noProof/>
+            <w:webHidden/>
+          </w:rPr>
+          <w:fldChar w:fldCharType="separate"/>
+        </w:r>
+        <w:r>
+          <w:rPr>
+            <w:noProof/>
+            <w:webHidden/>
+          </w:rPr>
+          <w:t>3</w:t>
+        </w:r>
+        <w:r>
+          <w:rPr>
+            <w:noProof/>
+            <w:webHidden/>
+          </w:rPr>
+          <w:fldChar w:fldCharType="end"/>
+        </w:r>
+      </w:hyperlink>
+    </w:p>
+    <w:p>
+      <w:pPr>
+        <w:pStyle w:val="2a"/>
+        <w:tabs>
+          <w:tab w:val="right" w:leader="dot" w:pos="9350"/>
+        </w:tabs>
+        <w:rPr>
+          <w:rFonts w:asciiTheme="minorHAnsi" w:eastAsiaTheme="minorEastAsia" w:hAnsiTheme="minorHAnsi" w:cstheme="minorBidi"/>
+          <w:noProof/>
+          <w:color w:val="auto"/>
+          <w:kern w:val="2"/>
+          <w:szCs w:val="22"/>
+        </w:rPr>
+      </w:pPr>
+      <w:hyperlink w:anchor="_Toc243386533" w:history="1">
+        <w:r>
+          <w:rPr>
+            <w:rStyle w:val="affb"/>
+            <w:rFonts w:hint="eastAsia"/>
+            <w:noProof/>
+          </w:rPr>
+          <w:t>三、建立帳號</w:t>
+        </w:r>
+        <w:r>
+          <w:rPr>
+            <w:noProof/>
+            <w:webHidden/>
+          </w:rPr>
+          <w:tab/>
+        </w:r>
+        <w:r>
+          <w:rPr>
+            <w:noProof/>
+            <w:webHidden/>
+          </w:rPr>
+          <w:fldChar w:fldCharType="begin"/>
+        </w:r>
+        <w:r>
+          <w:rPr>
+            <w:noProof/>
+            <w:webHidden/>
+          </w:rPr>
+          <w:instrText xml:space="preserve"> PAGEREF _Toc243386533 \h </w:instrText>
+        </w:r>
+        <w:r>
+          <w:rPr>
+            <w:noProof/>
+            <w:webHidden/>
+          </w:rPr>
+        </w:r>
+        <w:r>
+          <w:rPr>
+            <w:noProof/>
+            <w:webHidden/>
+          </w:rPr>
+          <w:fldChar w:fldCharType="separate"/>
+        </w:r>
+        <w:r>
+          <w:rPr>
+            <w:noProof/>
+            <w:webHidden/>
+          </w:rPr>
+          <w:t>3</w:t>
+        </w:r>
+        <w:r>
+          <w:rPr>
+            <w:noProof/>
+            <w:webHidden/>
+          </w:rPr>
+          <w:fldChar w:fldCharType="end"/>
+        </w:r>
+      </w:hyperlink>
+    </w:p>
+    <w:p>
+      <w:pPr>
+        <w:pStyle w:val="2a"/>
+        <w:tabs>
+          <w:tab w:val="right" w:leader="dot" w:pos="9350"/>
+        </w:tabs>
+        <w:rPr>
+          <w:rFonts w:asciiTheme="minorHAnsi" w:eastAsiaTheme="minorEastAsia" w:hAnsiTheme="minorHAnsi" w:cstheme="minorBidi"/>
+          <w:noProof/>
+          <w:color w:val="auto"/>
+          <w:kern w:val="2"/>
+          <w:szCs w:val="22"/>
+        </w:rPr>
+      </w:pPr>
+      <w:hyperlink w:anchor="_Toc243386534" w:history="1">
+        <w:r>
+          <w:rPr>
+            <w:rStyle w:val="affb"/>
+            <w:rFonts w:hint="eastAsia"/>
+            <w:noProof/>
+          </w:rPr>
+          <w:t>四、管理待啟用邀請</w:t>
+        </w:r>
+        <w:r>
+          <w:rPr>
+            <w:noProof/>
+            <w:webHidden/>
+          </w:rPr>
+          <w:tab/>
+        </w:r>
+        <w:r>
+          <w:rPr>
+            <w:noProof/>
+            <w:webHidden/>
+          </w:rPr>
+          <w:fldChar w:fldCharType="begin"/>
+        </w:r>
+        <w:r>
+          <w:rPr>
+            <w:noProof/>
+            <w:webHidden/>
+          </w:rPr>
+          <w:instrText xml:space="preserve"> PAGEREF _Toc243386534 \h </w:instrText>
+        </w:r>
+        <w:r>
+          <w:rPr>
+            <w:noProof/>
+            <w:webHidden/>
+          </w:rPr>
+        </w:r>
+        <w:r>
+          <w:rPr>
+            <w:noProof/>
+            <w:webHidden/>
+          </w:rPr>
+          <w:fldChar w:fldCharType="separate"/>
+        </w:r>
+        <w:r>
+          <w:rPr>
+            <w:noProof/>
+            <w:webHidden/>
+          </w:rPr>
+          <w:t>5</w:t>
+        </w:r>
+        <w:r>
+          <w:rPr>
+            <w:noProof/>
+            <w:webHidden/>
+          </w:rPr>
+          <w:fldChar w:fldCharType="end"/>
+        </w:r>
+      </w:hyperlink>
+    </w:p>
+    <w:p>
+      <w:pPr>
+        <w:pStyle w:val="2a"/>
+        <w:tabs>
+          <w:tab w:val="right" w:leader="dot" w:pos="9350"/>
+        </w:tabs>
+        <w:rPr>
+          <w:rFonts w:asciiTheme="minorHAnsi" w:eastAsiaTheme="minorEastAsia" w:hAnsiTheme="minorHAnsi" w:cstheme="minorBidi"/>
+          <w:noProof/>
+          <w:color w:val="auto"/>
+          <w:kern w:val="2"/>
+          <w:szCs w:val="22"/>
+        </w:rPr>
+      </w:pPr>
+      <w:hyperlink w:anchor="_Toc243386535" w:history="1">
+        <w:r>
+          <w:rPr>
+            <w:rStyle w:val="affb"/>
+            <w:rFonts w:hint="eastAsia"/>
+            <w:noProof/>
+          </w:rPr>
+          <w:t>五、停用與啟用帳號</w:t>
+        </w:r>
+        <w:r>
+          <w:rPr>
+            <w:noProof/>
+            <w:webHidden/>
+          </w:rPr>
+          <w:tab/>
+        </w:r>
+        <w:r>
+          <w:rPr>
+            <w:noProof/>
+            <w:webHidden/>
+          </w:rPr>
+          <w:fldChar w:fldCharType="begin"/>
+        </w:r>
+        <w:r>
+          <w:rPr>
+            <w:noProof/>
+            <w:webHidden/>
+          </w:rPr>
+          <w:instrText xml:space="preserve"> PAGEREF _Toc243386535 \h </w:instrText>
+        </w:r>
+        <w:r>
+          <w:rPr>
+            <w:noProof/>
+            <w:webHidden/>
+          </w:rPr>
+        </w:r>
+        <w:r>
+          <w:rPr>
+            <w:noProof/>
+            <w:webHidden/>
+          </w:rPr>
+          <w:fldChar w:fldCharType="separate"/>
+        </w:r>
+        <w:r>
+          <w:rPr>
+            <w:noProof/>
+            <w:webHidden/>
+          </w:rPr>
+          <w:t>5</w:t>
+        </w:r>
+        <w:r>
+          <w:rPr>
+            <w:noProof/>
+            <w:webHidden/>
+          </w:rPr>
+          <w:fldChar w:fldCharType="end"/>
+        </w:r>
+      </w:hyperlink>
+    </w:p>
+    <w:p>
+      <w:pPr>
+        <w:pStyle w:val="2a"/>
+        <w:tabs>
+          <w:tab w:val="right" w:leader="dot" w:pos="9350"/>
+        </w:tabs>
+        <w:rPr>
+          <w:rFonts w:asciiTheme="minorHAnsi" w:eastAsiaTheme="minorEastAsia" w:hAnsiTheme="minorHAnsi" w:cstheme="minorBidi"/>
+          <w:noProof/>
+          <w:color w:val="auto"/>
+          <w:kern w:val="2"/>
+          <w:szCs w:val="22"/>
+        </w:rPr>
+      </w:pPr>
+      <w:hyperlink w:anchor="_Toc243386536" w:history="1">
+        <w:r>
+          <w:rPr>
+            <w:rStyle w:val="affb"/>
+            <w:rFonts w:hint="eastAsia"/>
+            <w:noProof/>
+          </w:rPr>
+          <w:t>六、解鎖帳號</w:t>
+        </w:r>
+        <w:r>
+          <w:rPr>
+            <w:noProof/>
+            <w:webHidden/>
+          </w:rPr>
+          <w:tab/>
+        </w:r>
+        <w:r>
+          <w:rPr>
+            <w:noProof/>
+            <w:webHidden/>
+          </w:rPr>
+          <w:fldChar w:fldCharType="begin"/>
+        </w:r>
+        <w:r>
+          <w:rPr>
+            <w:noProof/>
+            <w:webHidden/>
+          </w:rPr>
+          <w:instrText xml:space="preserve"> PAGEREF _Toc243386536 \h </w:instrText>
+        </w:r>
+        <w:r>
+          <w:rPr>
+            <w:noProof/>
+            <w:webHidden/>
+          </w:rPr>
+        </w:r>
+        <w:r>
+          <w:rPr>
+            <w:noProof/>
+            <w:webHidden/>
+          </w:rPr>
+          <w:fldChar w:fldCharType="separate"/>
+        </w:r>
+        <w:r>
+          <w:rPr>
+            <w:noProof/>
+            <w:webHidden/>
+          </w:rPr>
+          <w:t>6</w:t>
+        </w:r>
+        <w:r>
+          <w:rPr>
+            <w:noProof/>
+            <w:webHidden/>
+          </w:rPr>
+          <w:fldChar w:fldCharType="end"/>
+        </w:r>
+      </w:hyperlink>
+    </w:p>
+    <w:p>
+      <w:pPr>
+        <w:pStyle w:val="2a"/>
+        <w:tabs>
+          <w:tab w:val="right" w:leader="dot" w:pos="9350"/>
+        </w:tabs>
+        <w:rPr>
+          <w:rFonts w:asciiTheme="minorHAnsi" w:eastAsiaTheme="minorEastAsia" w:hAnsiTheme="minorHAnsi" w:cstheme="minorBidi"/>
+          <w:noProof/>
+          <w:color w:val="auto"/>
+          <w:kern w:val="2"/>
+          <w:szCs w:val="22"/>
+        </w:rPr>
+      </w:pPr>
+      <w:hyperlink w:anchor="_Toc243386537" w:history="1">
+        <w:r>
+          <w:rPr>
+            <w:rStyle w:val="affb"/>
+            <w:rFonts w:hint="eastAsia"/>
+            <w:noProof/>
+          </w:rPr>
+          <w:t>七、修改姓名</w:t>
+        </w:r>
+        <w:r>
+          <w:rPr>
+            <w:noProof/>
+            <w:webHidden/>
+          </w:rPr>
+          <w:tab/>
+        </w:r>
+        <w:r>
+          <w:rPr>
+            <w:noProof/>
+            <w:webHidden/>
+          </w:rPr>
+          <w:fldChar w:fldCharType="begin"/>
+        </w:r>
+        <w:r>
+          <w:rPr>
+            <w:noProof/>
+            <w:webHidden/>
+          </w:rPr>
+          <w:instrText xml:space="preserve"> PAGEREF _Toc243386537 \h </w:instrText>
+        </w:r>
+        <w:r>
+          <w:rPr>
+            <w:noProof/>
+            <w:webHidden/>
+          </w:rPr>
+        </w:r>
+        <w:r>
+          <w:rPr>
+            <w:noProof/>
+            <w:webHidden/>
+          </w:rPr>
+          <w:fldChar w:fldCharType="separate"/>
+        </w:r>
+        <w:r>
+          <w:rPr>
+            <w:noProof/>
+            <w:webHidden/>
+          </w:rPr>
+          <w:t>6</w:t>
+        </w:r>
+        <w:r>
+          <w:rPr>
+            <w:noProof/>
+            <w:webHidden/>
+          </w:rPr>
+          <w:fldChar w:fldCharType="end"/>
+        </w:r>
+      </w:hyperlink>
+    </w:p>
+    <w:p>
+      <w:pPr>
+        <w:pStyle w:val="14"/>
+        <w:tabs>
+          <w:tab w:val="right" w:leader="dot" w:pos="9350"/>
+        </w:tabs>
+        <w:rPr>
+          <w:rFonts w:asciiTheme="minorHAnsi" w:eastAsiaTheme="minorEastAsia" w:hAnsiTheme="minorHAnsi" w:cstheme="minorBidi"/>
+          <w:noProof/>
+          <w:color w:val="auto"/>
+          <w:kern w:val="2"/>
+          <w:szCs w:val="22"/>
+        </w:rPr>
+      </w:pPr>
+      <w:hyperlink w:anchor="_Toc243386538" w:history="1">
+        <w:r>
+          <w:rPr>
+            <w:rStyle w:val="affb"/>
+            <w:rFonts w:hint="eastAsia"/>
+            <w:noProof/>
+          </w:rPr>
+          <w:t>參、常見訊息與處置</w:t>
+        </w:r>
+        <w:r>
+          <w:rPr>
+            <w:noProof/>
+            <w:webHidden/>
+          </w:rPr>
+          <w:tab/>
+        </w:r>
+        <w:r>
+          <w:rPr>
+            <w:noProof/>
+            <w:webHidden/>
+          </w:rPr>
+          <w:fldChar w:fldCharType="begin"/>
+        </w:r>
+        <w:r>
+          <w:rPr>
+            <w:noProof/>
+            <w:webHidden/>
+          </w:rPr>
+          <w:instrText xml:space="preserve"> PAGEREF _Toc243386538 \h </w:instrText>
+        </w:r>
+        <w:r>
+          <w:rPr>
+            <w:noProof/>
+            <w:webHidden/>
+          </w:rPr>
+        </w:r>
+        <w:r>
+          <w:rPr>
+            <w:noProof/>
+            <w:webHidden/>
+          </w:rPr>
+          <w:fldChar w:fldCharType="separate"/>
+        </w:r>
+        <w:r>
+          <w:rPr>
+            <w:noProof/>
+            <w:webHidden/>
+          </w:rPr>
+          <w:t>8</w:t>
+        </w:r>
+        <w:r>
+          <w:rPr>
+            <w:noProof/>
+            <w:webHidden/>
+          </w:rPr>
+          <w:fldChar w:fldCharType="end"/>
+        </w:r>
+      </w:hyperlink>
+    </w:p>
+    <w:p>
+      <w:pPr>
+        <w:pStyle w:val="2a"/>
+        <w:tabs>
+          <w:tab w:val="right" w:leader="dot" w:pos="9350"/>
+        </w:tabs>
+        <w:rPr>
+          <w:rFonts w:asciiTheme="minorHAnsi" w:eastAsiaTheme="minorEastAsia" w:hAnsiTheme="minorHAnsi" w:cstheme="minorBidi"/>
+          <w:noProof/>
+          <w:color w:val="auto"/>
+          <w:kern w:val="2"/>
+          <w:szCs w:val="22"/>
+        </w:rPr>
+      </w:pPr>
+      <w:hyperlink w:anchor="_Toc243386539" w:history="1">
+        <w:r>
+          <w:rPr>
+            <w:rStyle w:val="affb"/>
+            <w:rFonts w:hint="eastAsia"/>
+            <w:noProof/>
+          </w:rPr>
+          <w:t>一、被擋下（動作沒有完成）</w:t>
+        </w:r>
+        <w:r>
+          <w:rPr>
+            <w:noProof/>
+            <w:webHidden/>
+          </w:rPr>
+          <w:tab/>
+        </w:r>
+        <w:r>
+          <w:rPr>
+            <w:noProof/>
+            <w:webHidden/>
+          </w:rPr>
+          <w:fldChar w:fldCharType="begin"/>
+        </w:r>
+        <w:r>
+          <w:rPr>
+            <w:noProof/>
+            <w:webHidden/>
+          </w:rPr>
+          <w:instrText xml:space="preserve"> PAGEREF _Toc243386539 \h </w:instrText>
+        </w:r>
+        <w:r>
+          <w:rPr>
+            <w:noProof/>
+            <w:webHidden/>
+          </w:rPr>
+        </w:r>
+        <w:r>
+          <w:rPr>
+            <w:noProof/>
+            <w:webHidden/>
+          </w:rPr>
+          <w:fldChar w:fldCharType="separate"/>
+        </w:r>
+        <w:r>
+          <w:rPr>
+            <w:noProof/>
+            <w:webHidden/>
+          </w:rPr>
+          <w:t>8</w:t>
+        </w:r>
+        <w:r>
+          <w:rPr>
+            <w:noProof/>
+            <w:webHidden/>
+          </w:rPr>
+          <w:fldChar w:fldCharType="end"/>
+        </w:r>
+      </w:hyperlink>
+    </w:p>
+    <w:p>
+      <w:pPr>
+        <w:pStyle w:val="2a"/>
+        <w:tabs>
+          <w:tab w:val="right" w:leader="dot" w:pos="9350"/>
+        </w:tabs>
+        <w:rPr>
+          <w:rFonts w:asciiTheme="minorHAnsi" w:eastAsiaTheme="minorEastAsia" w:hAnsiTheme="minorHAnsi" w:cstheme="minorBidi"/>
+          <w:noProof/>
+          <w:color w:val="auto"/>
+          <w:kern w:val="2"/>
+          <w:szCs w:val="22"/>
+        </w:rPr>
+      </w:pPr>
+      <w:hyperlink w:anchor="_Toc243386540" w:history="1">
+        <w:r>
+          <w:rPr>
+            <w:rStyle w:val="affb"/>
+            <w:rFonts w:hint="eastAsia"/>
+            <w:noProof/>
+          </w:rPr>
+          <w:t>二、送出後的結果訊息</w:t>
+        </w:r>
+        <w:r>
+          <w:rPr>
+            <w:noProof/>
+            <w:webHidden/>
+          </w:rPr>
+          <w:tab/>
+        </w:r>
+        <w:r>
+          <w:rPr>
+            <w:noProof/>
+            <w:webHidden/>
+          </w:rPr>
+          <w:fldChar w:fldCharType="begin"/>
+        </w:r>
+        <w:r>
+          <w:rPr>
+            <w:noProof/>
+            <w:webHidden/>
+          </w:rPr>
+          <w:instrText xml:space="preserve"> PAGEREF _Toc243386540 \h </w:instrText>
+        </w:r>
+        <w:r>
+          <w:rPr>
+            <w:noProof/>
+            <w:webHidden/>
+          </w:rPr>
+        </w:r>
+        <w:r>
+          <w:rPr>
+            <w:noProof/>
+            <w:webHidden/>
+          </w:rPr>
+          <w:fldChar w:fldCharType="separate"/>
+        </w:r>
+        <w:r>
+          <w:rPr>
+            <w:noProof/>
+            <w:webHidden/>
+          </w:rPr>
+          <w:t>8</w:t>
+        </w:r>
+        <w:r>
+          <w:rPr>
+            <w:noProof/>
+            <w:webHidden/>
+          </w:rPr>
+          <w:fldChar w:fldCharType="end"/>
+        </w:r>
+      </w:hyperlink>
+    </w:p>
+    <w:p>
+      <w:r>
+        <w:fldChar w:fldCharType="end"/>
+      </w:r>
+    </w:p>
+    <w:p>
+      <w:pPr>
         <w:sectPr>
-          <w:footerReference w:type="default" r:id="rId8"/>
           <w:pgSz w:w="12240" w:h="15840"/>
           <w:pgMar w:top="1440" w:right="1440" w:bottom="1440" w:left="1440" w:header="720" w:footer="720" w:gutter="0"/>
           <w:cols w:space="720"/>
@@ -458,17 +1543,22 @@
       <w:pPr>
         <w:pStyle w:val="1"/>
       </w:pPr>
-      <w:r>
+      <w:bookmarkStart w:id="1" w:name="_Toc243386527"/>
+      <w:r>
+        <w:lastRenderedPageBreak/>
         <w:t>壹、作業說明</w:t>
       </w:r>
+      <w:bookmarkEnd w:id="1"/>
     </w:p>
     <w:p>
       <w:pPr>
         <w:pStyle w:val="2"/>
       </w:pPr>
+      <w:bookmarkStart w:id="2" w:name="_Toc243386528"/>
       <w:r>
         <w:t>一、使用情境</w:t>
       </w:r>
+      <w:bookmarkEnd w:id="2"/>
     </w:p>
     <w:p>
       <w:pPr>
@@ -526,43 +1616,66 @@
         <w:ind w:firstLine="482"/>
       </w:pPr>
       <w:r>
-        <w:t>角色與權限的指派於 DP02 權限管理處理。帳號啟用時系統先給予教育訓練的學員角色，其餘角色由管理者另行指派。</w:t>
+        <w:t>角色與權限的指派於</w:t>
+      </w:r>
+      <w:r>
+        <w:t xml:space="preserve"> </w:t>
+      </w:r>
+      <w:r>
+        <w:t xml:space="preserve">DP02 </w:t>
+      </w:r>
+      <w:r>
+        <w:t>權限管理處理。帳號啟用時系統先給予教育訓練的學員角色，其餘角色由管理者另行指派。</w:t>
       </w:r>
     </w:p>
     <w:p>
       <w:pPr>
         <w:pStyle w:val="2"/>
       </w:pPr>
+      <w:bookmarkStart w:id="3" w:name="_Toc243386529"/>
       <w:r>
         <w:t>二、進入路徑</w:t>
       </w:r>
+      <w:bookmarkEnd w:id="3"/>
     </w:p>
     <w:p>
       <w:pPr>
         <w:ind w:firstLine="482"/>
       </w:pPr>
       <w:r>
-        <w:t>側邊選單「系統管理者後台 → DP01 使用者管理」。</w:t>
+        <w:t>側邊選單「系統管理者後台</w:t>
+      </w:r>
+      <w:r>
+        <w:t xml:space="preserve"> → DP01 </w:t>
+      </w:r>
+      <w:r>
+        <w:t>使用者管理」。</w:t>
       </w:r>
     </w:p>
     <w:p>
       <w:pPr>
         <w:pStyle w:val="1"/>
       </w:pPr>
-      <w:r>
+      <w:bookmarkStart w:id="4" w:name="_Toc243386530"/>
+      <w:r>
+        <w:lastRenderedPageBreak/>
         <w:t>貳、操作說明</w:t>
       </w:r>
+      <w:bookmarkEnd w:id="4"/>
     </w:p>
     <w:p>
       <w:pPr>
         <w:pStyle w:val="2"/>
       </w:pPr>
+      <w:bookmarkStart w:id="5" w:name="_Toc243386531"/>
       <w:r>
         <w:t>一、畫面與前置設定</w:t>
       </w:r>
+      <w:bookmarkEnd w:id="5"/>
     </w:p>
     <w:p>
       <w:pPr>
+        <w:keepNext/>
         <w:ind w:firstLine="482"/>
       </w:pPr>
       <w:r>
@@ -572,26 +1685,23 @@
     <w:tbl>
       <w:tblPr>
         <w:tblStyle w:val="aff2"/>
-        <w:tblW w:type="auto" w:w="0"/>
+        <w:tblW w:w="0" w:type="auto"/>
         <w:tblLayout w:type="fixed"/>
-        <w:tblLook w:firstColumn="1" w:firstRow="1" w:lastColumn="0" w:lastRow="0" w:noHBand="0" w:noVBand="1" w:val="04A0"/>
-        <w:tblLayout w:type="fixed"/>
+        <w:tblLook w:val="04A0" w:firstRow="1" w:lastRow="0" w:firstColumn="1" w:lastColumn="0" w:noHBand="0" w:noVBand="1"/>
       </w:tblPr>
       <w:tblGrid>
-        <w:gridCol w:w="4680"/>
-        <w:gridCol w:w="4680"/>
+        <w:gridCol w:w="1527"/>
+        <w:gridCol w:w="7833"/>
       </w:tblGrid>
       <w:tr>
         <w:tc>
           <w:tcPr>
-            <w:tcW w:type="dxa" w:w="1527"/>
+            <w:tcW w:w="1527" w:type="dxa"/>
           </w:tcPr>
           <w:p>
-            <w:r>
-              <w:rPr>
-                <w:b/>
-              </w:rPr>
-            </w:r>
+            <w:pPr>
+              <w:spacing w:before="60" w:after="60"/>
+            </w:pPr>
             <w:r>
               <w:rPr>
                 <w:b/>
@@ -602,14 +1712,12 @@
         </w:tc>
         <w:tc>
           <w:tcPr>
-            <w:tcW w:type="dxa" w:w="7833"/>
+            <w:tcW w:w="7833" w:type="dxa"/>
           </w:tcPr>
           <w:p>
-            <w:r>
-              <w:rPr>
-                <w:b/>
-              </w:rPr>
-            </w:r>
+            <w:pPr>
+              <w:spacing w:before="60" w:after="60"/>
+            </w:pPr>
             <w:r>
               <w:rPr>
                 <w:b/>
@@ -622,10 +1730,12 @@
       <w:tr>
         <w:tc>
           <w:tcPr>
-            <w:tcW w:type="dxa" w:w="1527"/>
+            <w:tcW w:w="1527" w:type="dxa"/>
           </w:tcPr>
           <w:p>
-            <w:r/>
+            <w:pPr>
+              <w:spacing w:before="60" w:after="60"/>
+            </w:pPr>
             <w:r>
               <w:t>帳號</w:t>
             </w:r>
@@ -633,10 +1743,12 @@
         </w:tc>
         <w:tc>
           <w:tcPr>
-            <w:tcW w:type="dxa" w:w="7833"/>
+            <w:tcW w:w="7833" w:type="dxa"/>
           </w:tcPr>
           <w:p>
-            <w:r/>
+            <w:pPr>
+              <w:spacing w:before="60" w:after="60"/>
+            </w:pPr>
             <w:r>
               <w:t>已啟用使用的帳號，含已停用與鎖定中者</w:t>
             </w:r>
@@ -646,10 +1758,12 @@
       <w:tr>
         <w:tc>
           <w:tcPr>
-            <w:tcW w:type="dxa" w:w="1527"/>
+            <w:tcW w:w="1527" w:type="dxa"/>
           </w:tcPr>
           <w:p>
-            <w:r/>
+            <w:pPr>
+              <w:spacing w:before="60" w:after="60"/>
+            </w:pPr>
             <w:r>
               <w:t>待啟用邀請</w:t>
             </w:r>
@@ -657,10 +1771,12 @@
         </w:tc>
         <w:tc>
           <w:tcPr>
-            <w:tcW w:type="dxa" w:w="7833"/>
+            <w:tcW w:w="7833" w:type="dxa"/>
           </w:tcPr>
           <w:p>
-            <w:r/>
+            <w:pPr>
+              <w:spacing w:before="60" w:after="60"/>
+            </w:pPr>
             <w:r>
               <w:t>已寄出邀請信、使用者尚未完成設定密碼者；切到本頁籤後，頁籤上顯示目前筆數</w:t>
             </w:r>
@@ -673,33 +1789,42 @@
         <w:ind w:firstLine="482"/>
       </w:pPr>
       <w:r>
-        <w:t>「帳號」頁籤的清單逐列顯示姓名、帳號（Email）、狀態、最後登入、建立日期與操作按鈕。</w:t>
+        <w:t>「帳號」頁籤的清單逐列顯示姓名、帳號（</w:t>
+      </w:r>
+      <w:r>
+        <w:t>Email</w:t>
+      </w:r>
+      <w:r>
+        <w:t>）、狀態、最後登入、建立日期與操作按鈕。</w:t>
       </w:r>
     </w:p>
     <w:p>
       <w:pPr>
         <w:keepNext/>
         <w:spacing w:before="160" w:after="40"/>
-        <w:ind w:left="0" w:firstLine="0"/>
         <w:jc w:val="center"/>
       </w:pPr>
       <w:r>
+        <w:rPr>
+          <w:noProof/>
+        </w:rPr>
         <w:drawing>
-          <wp:inline xmlns:a="http://schemas.openxmlformats.org/drawingml/2006/main" xmlns:pic="http://schemas.openxmlformats.org/drawingml/2006/picture">
-            <wp:extent cx="5580000" cy="2480471"/>
+          <wp:inline distT="0" distB="0" distL="0" distR="0">
+            <wp:extent cx="5563090" cy="2472954"/>
+            <wp:effectExtent l="0" t="0" r="0" b="0"/>
             <wp:docPr id="1" name="Picture 1"/>
             <wp:cNvGraphicFramePr>
-              <a:graphicFrameLocks noChangeAspect="1"/>
+              <a:graphicFrameLocks xmlns:a="http://schemas.openxmlformats.org/drawingml/2006/main" noChangeAspect="1"/>
             </wp:cNvGraphicFramePr>
-            <a:graphic>
+            <a:graphic xmlns:a="http://schemas.openxmlformats.org/drawingml/2006/main">
               <a:graphicData uri="http://schemas.openxmlformats.org/drawingml/2006/picture">
-                <pic:pic>
+                <pic:pic xmlns:pic="http://schemas.openxmlformats.org/drawingml/2006/picture">
                   <pic:nvPicPr>
                     <pic:cNvPr id="0" name="dp01-01.png"/>
                     <pic:cNvPicPr/>
                   </pic:nvPicPr>
                   <pic:blipFill>
-                    <a:blip r:embed="rId9"/>
+                    <a:blip r:embed="rId8"/>
                     <a:stretch>
                       <a:fillRect/>
                     </a:stretch>
@@ -707,9 +1832,11 @@
                   <pic:spPr>
                     <a:xfrm>
                       <a:off x="0" y="0"/>
-                      <a:ext cx="5580000" cy="2480471"/>
+                      <a:ext cx="5563090" cy="2472954"/>
                     </a:xfrm>
-                    <a:prstGeom prst="rect"/>
+                    <a:prstGeom prst="rect">
+                      <a:avLst/>
+                    </a:prstGeom>
                   </pic:spPr>
                 </pic:pic>
               </a:graphicData>
@@ -721,7 +1848,6 @@
     <w:p>
       <w:pPr>
         <w:spacing w:after="160"/>
-        <w:ind w:firstLine="0"/>
         <w:jc w:val="center"/>
       </w:pPr>
       <w:r>
@@ -735,6 +1861,7 @@
     <w:p>
       <w:pPr>
         <w:pStyle w:val="affa"/>
+        <w:keepNext/>
       </w:pPr>
       <w:r>
         <w:t>篩選</w:t>
@@ -745,7 +1872,13 @@
         <w:ind w:firstLine="482"/>
       </w:pPr>
       <w:r>
-        <w:t>篩選列有「關鍵字（姓名 / Email）」與「帳號狀態」兩項。關鍵字輸入後</w:t>
+        <w:t>篩選列有「關鍵字（姓名</w:t>
+      </w:r>
+      <w:r>
+        <w:t xml:space="preserve"> / Email</w:t>
+      </w:r>
+      <w:r>
+        <w:t>）」與「帳號狀態」兩項。關鍵字輸入後</w:t>
       </w:r>
       <w:r>
         <w:rPr>
@@ -760,7 +1893,7 @@
     <w:p>
       <w:pPr>
         <w:spacing w:before="80" w:after="80"/>
-        <w:ind w:left="283" w:firstLine="0"/>
+        <w:ind w:left="283"/>
       </w:pPr>
       <w:r>
         <w:t>注意：切換頁籤或變更篩選條件時，若正開著建立或編輯表單，該表單會一併收起，表單中尚未儲存的內容會被清除。</w:t>
@@ -769,6 +1902,7 @@
     <w:p>
       <w:pPr>
         <w:pStyle w:val="affa"/>
+        <w:keepNext/>
       </w:pPr>
       <w:r>
         <w:t>三種帳號狀態的差別</w:t>
@@ -777,27 +1911,24 @@
     <w:tbl>
       <w:tblPr>
         <w:tblStyle w:val="aff2"/>
-        <w:tblW w:type="auto" w:w="0"/>
+        <w:tblW w:w="0" w:type="auto"/>
         <w:tblLayout w:type="fixed"/>
-        <w:tblLook w:firstColumn="1" w:firstRow="1" w:lastColumn="0" w:lastRow="0" w:noHBand="0" w:noVBand="1" w:val="04A0"/>
-        <w:tblLayout w:type="fixed"/>
+        <w:tblLook w:val="04A0" w:firstRow="1" w:lastRow="0" w:firstColumn="1" w:lastColumn="0" w:noHBand="0" w:noVBand="1"/>
       </w:tblPr>
       <w:tblGrid>
-        <w:gridCol w:w="3120"/>
-        <w:gridCol w:w="3120"/>
-        <w:gridCol w:w="3120"/>
+        <w:gridCol w:w="1007"/>
+        <w:gridCol w:w="3862"/>
+        <w:gridCol w:w="4492"/>
       </w:tblGrid>
       <w:tr>
         <w:tc>
           <w:tcPr>
-            <w:tcW w:type="dxa" w:w="1007"/>
+            <w:tcW w:w="1007" w:type="dxa"/>
           </w:tcPr>
           <w:p>
-            <w:r>
-              <w:rPr>
-                <w:b/>
-              </w:rPr>
-            </w:r>
+            <w:pPr>
+              <w:spacing w:before="60" w:after="60"/>
+            </w:pPr>
             <w:r>
               <w:rPr>
                 <w:b/>
@@ -808,14 +1939,12 @@
         </w:tc>
         <w:tc>
           <w:tcPr>
-            <w:tcW w:type="dxa" w:w="3862"/>
+            <w:tcW w:w="3862" w:type="dxa"/>
           </w:tcPr>
           <w:p>
-            <w:r>
-              <w:rPr>
-                <w:b/>
-              </w:rPr>
-            </w:r>
+            <w:pPr>
+              <w:spacing w:before="60" w:after="60"/>
+            </w:pPr>
             <w:r>
               <w:rPr>
                 <w:b/>
@@ -826,14 +1955,12 @@
         </w:tc>
         <w:tc>
           <w:tcPr>
-            <w:tcW w:type="dxa" w:w="4492"/>
+            <w:tcW w:w="4492" w:type="dxa"/>
           </w:tcPr>
           <w:p>
-            <w:r>
-              <w:rPr>
-                <w:b/>
-              </w:rPr>
-            </w:r>
+            <w:pPr>
+              <w:spacing w:before="60" w:after="60"/>
+            </w:pPr>
             <w:r>
               <w:rPr>
                 <w:b/>
@@ -846,10 +1973,12 @@
       <w:tr>
         <w:tc>
           <w:tcPr>
-            <w:tcW w:type="dxa" w:w="1007"/>
+            <w:tcW w:w="1007" w:type="dxa"/>
           </w:tcPr>
           <w:p>
-            <w:r/>
+            <w:pPr>
+              <w:spacing w:before="60" w:after="60"/>
+            </w:pPr>
             <w:r>
               <w:t>啟用中</w:t>
             </w:r>
@@ -857,10 +1986,12 @@
         </w:tc>
         <w:tc>
           <w:tcPr>
-            <w:tcW w:type="dxa" w:w="3862"/>
+            <w:tcW w:w="3862" w:type="dxa"/>
           </w:tcPr>
           <w:p>
-            <w:r/>
+            <w:pPr>
+              <w:spacing w:before="60" w:after="60"/>
+            </w:pPr>
             <w:r>
               <w:t>可正常登入使用</w:t>
             </w:r>
@@ -868,10 +1999,12 @@
         </w:tc>
         <w:tc>
           <w:tcPr>
-            <w:tcW w:type="dxa" w:w="4492"/>
+            <w:tcW w:w="4492" w:type="dxa"/>
           </w:tcPr>
           <w:p>
-            <w:r/>
+            <w:pPr>
+              <w:spacing w:before="60" w:after="60"/>
+            </w:pPr>
             <w:r>
               <w:t>—</w:t>
             </w:r>
@@ -881,10 +2014,12 @@
       <w:tr>
         <w:tc>
           <w:tcPr>
-            <w:tcW w:type="dxa" w:w="1007"/>
+            <w:tcW w:w="1007" w:type="dxa"/>
           </w:tcPr>
           <w:p>
-            <w:r/>
+            <w:pPr>
+              <w:spacing w:before="60" w:after="60"/>
+            </w:pPr>
             <w:r>
               <w:t>已停用</w:t>
             </w:r>
@@ -892,10 +2027,12 @@
         </w:tc>
         <w:tc>
           <w:tcPr>
-            <w:tcW w:type="dxa" w:w="3862"/>
+            <w:tcW w:w="3862" w:type="dxa"/>
           </w:tcPr>
           <w:p>
-            <w:r/>
+            <w:pPr>
+              <w:spacing w:before="60" w:after="60"/>
+            </w:pPr>
             <w:r>
               <w:t>無法登入，兩個模組同步失效</w:t>
             </w:r>
@@ -903,10 +2040,12 @@
         </w:tc>
         <w:tc>
           <w:tcPr>
-            <w:tcW w:type="dxa" w:w="4492"/>
+            <w:tcW w:w="4492" w:type="dxa"/>
           </w:tcPr>
           <w:p>
-            <w:r/>
+            <w:pPr>
+              <w:spacing w:before="60" w:after="60"/>
+            </w:pPr>
             <w:r>
               <w:t>由管理者於本作業按「啟用」</w:t>
             </w:r>
@@ -916,10 +2055,12 @@
       <w:tr>
         <w:tc>
           <w:tcPr>
-            <w:tcW w:type="dxa" w:w="1007"/>
+            <w:tcW w:w="1007" w:type="dxa"/>
           </w:tcPr>
           <w:p>
-            <w:r/>
+            <w:pPr>
+              <w:spacing w:before="60" w:after="60"/>
+            </w:pPr>
             <w:r>
               <w:t>已鎖定</w:t>
             </w:r>
@@ -927,10 +2068,12 @@
         </w:tc>
         <w:tc>
           <w:tcPr>
-            <w:tcW w:type="dxa" w:w="3862"/>
+            <w:tcW w:w="3862" w:type="dxa"/>
           </w:tcPr>
           <w:p>
-            <w:r/>
+            <w:pPr>
+              <w:spacing w:before="60" w:after="60"/>
+            </w:pPr>
             <w:r>
               <w:t>登入失敗次數達上限，由系統自動鎖住</w:t>
             </w:r>
@@ -938,10 +2081,12 @@
         </w:tc>
         <w:tc>
           <w:tcPr>
-            <w:tcW w:type="dxa" w:w="4492"/>
+            <w:tcW w:w="4492" w:type="dxa"/>
           </w:tcPr>
           <w:p>
-            <w:r/>
+            <w:pPr>
+              <w:spacing w:before="60" w:after="60"/>
+            </w:pPr>
             <w:r>
               <w:t>鎖定期滿自動解除，或由管理者按「解鎖」立即解除</w:t>
             </w:r>
@@ -953,22 +2098,222 @@
       <w:pPr>
         <w:keepNext/>
         <w:spacing w:before="160" w:after="40"/>
-        <w:ind w:left="0" w:firstLine="0"/>
         <w:jc w:val="center"/>
       </w:pPr>
       <w:r>
+        <w:rPr>
+          <w:noProof/>
+        </w:rPr>
+        <w:lastRenderedPageBreak/>
         <w:drawing>
-          <wp:inline xmlns:a="http://schemas.openxmlformats.org/drawingml/2006/main" xmlns:pic="http://schemas.openxmlformats.org/drawingml/2006/picture">
-            <wp:extent cx="5580000" cy="2480471"/>
+          <wp:inline distT="0" distB="0" distL="0" distR="0">
+            <wp:extent cx="5563090" cy="2472954"/>
+            <wp:effectExtent l="0" t="0" r="0" b="0"/>
             <wp:docPr id="2" name="Picture 2"/>
             <wp:cNvGraphicFramePr>
-              <a:graphicFrameLocks noChangeAspect="1"/>
+              <a:graphicFrameLocks xmlns:a="http://schemas.openxmlformats.org/drawingml/2006/main" noChangeAspect="1"/>
             </wp:cNvGraphicFramePr>
-            <a:graphic>
+            <a:graphic xmlns:a="http://schemas.openxmlformats.org/drawingml/2006/main">
               <a:graphicData uri="http://schemas.openxmlformats.org/drawingml/2006/picture">
-                <pic:pic>
+                <pic:pic xmlns:pic="http://schemas.openxmlformats.org/drawingml/2006/picture">
                   <pic:nvPicPr>
                     <pic:cNvPr id="0" name="dp01-02.png"/>
+                    <pic:cNvPicPr/>
+                  </pic:nvPicPr>
+                  <pic:blipFill>
+                    <a:blip r:embed="rId9"/>
+                    <a:stretch>
+                      <a:fillRect/>
+                    </a:stretch>
+                  </pic:blipFill>
+                  <pic:spPr>
+                    <a:xfrm>
+                      <a:off x="0" y="0"/>
+                      <a:ext cx="5563090" cy="2472954"/>
+                    </a:xfrm>
+                    <a:prstGeom prst="rect">
+                      <a:avLst/>
+                    </a:prstGeom>
+                  </pic:spPr>
+                </pic:pic>
+              </a:graphicData>
+            </a:graphic>
+          </wp:inline>
+        </w:drawing>
+      </w:r>
+    </w:p>
+    <w:p>
+      <w:pPr>
+        <w:spacing w:after="160"/>
+        <w:jc w:val="center"/>
+      </w:pPr>
+      <w:r>
+        <w:rPr>
+          <w:color w:val="404040"/>
+          <w:sz w:val="20"/>
+        </w:rPr>
+        <w:t>清單中同時出現三種狀態，各列的操作按鈕也隨狀態不同：啟用中配「停用」、已停用配「啟用」、已鎖定配「解鎖」</w:t>
+      </w:r>
+    </w:p>
+    <w:p>
+      <w:pPr>
+        <w:spacing w:before="80" w:after="80"/>
+        <w:ind w:left="283"/>
+      </w:pPr>
+      <w:r>
+        <w:t>重要：</w:t>
+      </w:r>
+      <w:r>
+        <w:rPr>
+          <w:b/>
+        </w:rPr>
+        <w:t>停用與鎖定的來源不同</w:t>
+      </w:r>
+      <w:r>
+        <w:t>。鎖定是系統依登入失敗次數自動加的、時間到會自己解開；停用則是管理者的決定（帳號閒置達</w:t>
+      </w:r>
+      <w:r>
+        <w:t xml:space="preserve"> 90 </w:t>
+      </w:r>
+      <w:r>
+        <w:t>天時也會由系統排程自動停用），必須有人按「啟用」才會恢復。</w:t>
+      </w:r>
+    </w:p>
+    <w:p>
+      <w:pPr>
+        <w:pStyle w:val="2"/>
+      </w:pPr>
+      <w:bookmarkStart w:id="6" w:name="_Toc243386532"/>
+      <w:r>
+        <w:t>二、查詢帳號</w:t>
+      </w:r>
+      <w:bookmarkEnd w:id="6"/>
+    </w:p>
+    <w:p>
+      <w:pPr>
+        <w:ind w:firstLine="482"/>
+      </w:pPr>
+      <w:r>
+        <w:t>於「關鍵字（姓名</w:t>
+      </w:r>
+      <w:r>
+        <w:t xml:space="preserve"> / Email</w:t>
+      </w:r>
+      <w:r>
+        <w:t>）」輸入姓名或</w:t>
+      </w:r>
+      <w:r>
+        <w:t xml:space="preserve"> Email </w:t>
+      </w:r>
+      <w:r>
+        <w:t>的片段，清單即時更新；需要只看特定狀態時，於「帳號狀態」選取。</w:t>
+      </w:r>
+      <w:r>
+        <w:t>兩項條件可同時使用。</w:t>
+      </w:r>
+    </w:p>
+    <w:p>
+      <w:pPr>
+        <w:ind w:firstLine="482"/>
+      </w:pPr>
+      <w:r>
+        <w:t>清單資料量大時於下方分頁瀏覽。</w:t>
+      </w:r>
+    </w:p>
+    <w:p>
+      <w:pPr>
+        <w:pStyle w:val="2"/>
+      </w:pPr>
+      <w:bookmarkStart w:id="7" w:name="_Toc243386533"/>
+      <w:r>
+        <w:t>三、建立帳號</w:t>
+      </w:r>
+      <w:bookmarkEnd w:id="7"/>
+    </w:p>
+    <w:p>
+      <w:pPr>
+        <w:pStyle w:val="af1"/>
+        <w:numPr>
+          <w:ilvl w:val="0"/>
+          <w:numId w:val="1"/>
+        </w:numPr>
+      </w:pPr>
+      <w:r>
+        <w:t>按右上「建立帳號」</w:t>
+      </w:r>
+    </w:p>
+    <w:p>
+      <w:pPr>
+        <w:pStyle w:val="af1"/>
+        <w:numPr>
+          <w:ilvl w:val="0"/>
+          <w:numId w:val="1"/>
+        </w:numPr>
+      </w:pPr>
+      <w:r>
+        <w:t>於表單填寫「帳號（</w:t>
+      </w:r>
+      <w:r>
+        <w:t>Email</w:t>
+      </w:r>
+      <w:r>
+        <w:t>）」與「姓名」</w:t>
+      </w:r>
+    </w:p>
+    <w:p>
+      <w:pPr>
+        <w:pStyle w:val="af1"/>
+        <w:numPr>
+          <w:ilvl w:val="0"/>
+          <w:numId w:val="1"/>
+        </w:numPr>
+      </w:pPr>
+      <w:r>
+        <w:t>按「寄送邀請」</w:t>
+      </w:r>
+    </w:p>
+    <w:p>
+      <w:pPr>
+        <w:pStyle w:val="af1"/>
+        <w:numPr>
+          <w:ilvl w:val="0"/>
+          <w:numId w:val="1"/>
+        </w:numPr>
+      </w:pPr>
+      <w:r>
+        <w:t>於確認視窗核對</w:t>
+      </w:r>
+      <w:r>
+        <w:t xml:space="preserve"> Email </w:t>
+      </w:r>
+      <w:r>
+        <w:t>無誤後，按「確定寄送」</w:t>
+      </w:r>
+    </w:p>
+    <w:p>
+      <w:pPr>
+        <w:keepNext/>
+        <w:spacing w:before="160" w:after="40"/>
+        <w:jc w:val="center"/>
+      </w:pPr>
+      <w:r>
+        <w:rPr>
+          <w:noProof/>
+        </w:rPr>
+        <w:lastRenderedPageBreak/>
+        <w:drawing>
+          <wp:inline distT="0" distB="0" distL="0" distR="0">
+            <wp:extent cx="5580000" cy="3720000"/>
+            <wp:effectExtent l="0" t="0" r="0" b="0"/>
+            <wp:docPr id="3" name="Picture 3"/>
+            <wp:cNvGraphicFramePr>
+              <a:graphicFrameLocks xmlns:a="http://schemas.openxmlformats.org/drawingml/2006/main" noChangeAspect="1"/>
+            </wp:cNvGraphicFramePr>
+            <a:graphic xmlns:a="http://schemas.openxmlformats.org/drawingml/2006/main">
+              <a:graphicData uri="http://schemas.openxmlformats.org/drawingml/2006/picture">
+                <pic:pic xmlns:pic="http://schemas.openxmlformats.org/drawingml/2006/picture">
+                  <pic:nvPicPr>
+                    <pic:cNvPr id="0" name="dp01-03.png"/>
                     <pic:cNvPicPr/>
                   </pic:nvPicPr>
                   <pic:blipFill>
@@ -980,9 +2325,11 @@
                   <pic:spPr>
                     <a:xfrm>
                       <a:off x="0" y="0"/>
-                      <a:ext cx="5580000" cy="2480471"/>
+                      <a:ext cx="5580000" cy="3720000"/>
                     </a:xfrm>
-                    <a:prstGeom prst="rect"/>
+                    <a:prstGeom prst="rect">
+                      <a:avLst/>
+                    </a:prstGeom>
                   </pic:spPr>
                 </pic:pic>
               </a:graphicData>
@@ -994,7 +2341,6 @@
     <w:p>
       <w:pPr>
         <w:spacing w:after="160"/>
-        <w:ind w:firstLine="0"/>
         <w:jc w:val="center"/>
       </w:pPr>
       <w:r>
@@ -1002,127 +2348,46 @@
           <w:color w:val="404040"/>
           <w:sz w:val="20"/>
         </w:rPr>
-        <w:t>清單中同時出現三種狀態，各列的操作按鈕也隨狀態不同：啟用中配「停用」、已停用配「啟用」、已鎖定配「解鎖」</w:t>
+        <w:t>按「建立帳號」後於清單下方展開的表單，只需填寫</w:t>
+      </w:r>
+      <w:r>
+        <w:rPr>
+          <w:color w:val="404040"/>
+          <w:sz w:val="20"/>
+        </w:rPr>
+        <w:t xml:space="preserve"> Email </w:t>
+      </w:r>
+      <w:r>
+        <w:rPr>
+          <w:color w:val="404040"/>
+          <w:sz w:val="20"/>
+        </w:rPr>
+        <w:t>與姓名</w:t>
       </w:r>
     </w:p>
     <w:p>
       <w:pPr>
-        <w:spacing w:before="80" w:after="80"/>
-        <w:ind w:left="283" w:firstLine="0"/>
-      </w:pPr>
-      <w:r>
-        <w:t>重要：</w:t>
-      </w:r>
-      <w:r>
-        <w:rPr>
-          <w:b/>
-        </w:rPr>
-        <w:t>停用與鎖定的來源不同</w:t>
-      </w:r>
-      <w:r>
-        <w:t>。鎖定是系統依登入失敗次數自動加的、時間到會自己解開；停用則是管理者的決定（帳號閒置達 90 天時也會由系統排程自動停用），必須有人按「啟用」才會恢復。</w:t>
-      </w:r>
-    </w:p>
-    <w:p>
-      <w:pPr>
-        <w:pStyle w:val="2"/>
-      </w:pPr>
-      <w:r>
-        <w:t>二、查詢帳號</w:t>
-      </w:r>
-    </w:p>
-    <w:p>
-      <w:pPr>
-        <w:ind w:firstLine="482"/>
-      </w:pPr>
-      <w:r>
-        <w:t>於「關鍵字（姓名 / Email）」輸入姓名或 Email 的片段，清單即時更新；需要只看特定狀態時，於「帳號狀態」選取。兩項條件可同時使用。</w:t>
-      </w:r>
-    </w:p>
-    <w:p>
-      <w:pPr>
-        <w:ind w:firstLine="482"/>
-      </w:pPr>
-      <w:r>
-        <w:t>清單資料量大時於下方分頁瀏覽。</w:t>
-      </w:r>
-    </w:p>
-    <w:p>
-      <w:pPr>
-        <w:pStyle w:val="2"/>
-      </w:pPr>
-      <w:r>
-        <w:t>三、建立帳號</w:t>
-      </w:r>
-    </w:p>
-    <w:p>
-      <w:pPr>
-        <w:pStyle w:val="af1"/>
-        <w:numPr>
-          <w:ilvl w:val="0"/>
-          <w:numId w:val="1"/>
-        </w:numPr>
-      </w:pPr>
-      <w:r>
-        <w:t>按右上「建立帳號」</w:t>
-      </w:r>
-    </w:p>
-    <w:p>
-      <w:pPr>
-        <w:pStyle w:val="af1"/>
-        <w:numPr>
-          <w:ilvl w:val="0"/>
-          <w:numId w:val="1"/>
-        </w:numPr>
-      </w:pPr>
-      <w:r>
-        <w:t>於表單填寫「帳號（Email）」與「姓名」</w:t>
-      </w:r>
-    </w:p>
-    <w:p>
-      <w:pPr>
-        <w:pStyle w:val="af1"/>
-        <w:numPr>
-          <w:ilvl w:val="0"/>
-          <w:numId w:val="1"/>
-        </w:numPr>
-      </w:pPr>
-      <w:r>
-        <w:t>按「寄送邀請」</w:t>
-      </w:r>
-    </w:p>
-    <w:p>
-      <w:pPr>
-        <w:pStyle w:val="af1"/>
-        <w:numPr>
-          <w:ilvl w:val="0"/>
-          <w:numId w:val="1"/>
-        </w:numPr>
-      </w:pPr>
-      <w:r>
-        <w:t>於確認視窗核對 Email 無誤後，按「確定寄送」</w:t>
-      </w:r>
-    </w:p>
-    <w:p>
-      <w:pPr>
         <w:keepNext/>
         <w:spacing w:before="160" w:after="40"/>
-        <w:ind w:left="0" w:firstLine="0"/>
         <w:jc w:val="center"/>
       </w:pPr>
       <w:r>
+        <w:rPr>
+          <w:noProof/>
+        </w:rPr>
         <w:drawing>
-          <wp:inline xmlns:a="http://schemas.openxmlformats.org/drawingml/2006/main" xmlns:pic="http://schemas.openxmlformats.org/drawingml/2006/picture">
-            <wp:extent cx="5580000" cy="3720000"/>
-            <wp:docPr id="3" name="Picture 3"/>
+          <wp:inline distT="0" distB="0" distL="0" distR="0">
+            <wp:extent cx="2100954" cy="676363"/>
+            <wp:effectExtent l="0" t="0" r="0" b="0"/>
+            <wp:docPr id="4" name="Picture 4"/>
             <wp:cNvGraphicFramePr>
-              <a:graphicFrameLocks noChangeAspect="1"/>
+              <a:graphicFrameLocks xmlns:a="http://schemas.openxmlformats.org/drawingml/2006/main" noChangeAspect="1"/>
             </wp:cNvGraphicFramePr>
-            <a:graphic>
+            <a:graphic xmlns:a="http://schemas.openxmlformats.org/drawingml/2006/main">
               <a:graphicData uri="http://schemas.openxmlformats.org/drawingml/2006/picture">
-                <pic:pic>
+                <pic:pic xmlns:pic="http://schemas.openxmlformats.org/drawingml/2006/picture">
                   <pic:nvPicPr>
-                    <pic:cNvPr id="0" name="dp01-03.png"/>
+                    <pic:cNvPr id="0" name="dp01-04.png"/>
                     <pic:cNvPicPr/>
                   </pic:nvPicPr>
                   <pic:blipFill>
@@ -1134,9 +2399,11 @@
                   <pic:spPr>
                     <a:xfrm>
                       <a:off x="0" y="0"/>
-                      <a:ext cx="5580000" cy="3720000"/>
+                      <a:ext cx="2100954" cy="676363"/>
                     </a:xfrm>
-                    <a:prstGeom prst="rect"/>
+                    <a:prstGeom prst="rect">
+                      <a:avLst/>
+                    </a:prstGeom>
                   </pic:spPr>
                 </pic:pic>
               </a:graphicData>
@@ -1148,7 +2415,6 @@
     <w:p>
       <w:pPr>
         <w:spacing w:after="160"/>
-        <w:ind w:firstLine="0"/>
         <w:jc w:val="center"/>
       </w:pPr>
       <w:r>
@@ -1156,69 +2422,20 @@
           <w:color w:val="404040"/>
           <w:sz w:val="20"/>
         </w:rPr>
-        <w:t>按「建立帳號」後於清單下方展開的表單，只需填寫 Email 與姓名</w:t>
-      </w:r>
-    </w:p>
-    <w:p>
-      <w:pPr>
-        <w:keepNext/>
-        <w:spacing w:before="160" w:after="40"/>
-        <w:ind w:left="0" w:firstLine="0"/>
-        <w:jc w:val="center"/>
-      </w:pPr>
-      <w:r>
-        <w:drawing>
-          <wp:inline xmlns:a="http://schemas.openxmlformats.org/drawingml/2006/main" xmlns:pic="http://schemas.openxmlformats.org/drawingml/2006/picture">
-            <wp:extent cx="5580000" cy="1796378"/>
-            <wp:docPr id="4" name="Picture 4"/>
-            <wp:cNvGraphicFramePr>
-              <a:graphicFrameLocks noChangeAspect="1"/>
-            </wp:cNvGraphicFramePr>
-            <a:graphic>
-              <a:graphicData uri="http://schemas.openxmlformats.org/drawingml/2006/picture">
-                <pic:pic>
-                  <pic:nvPicPr>
-                    <pic:cNvPr id="0" name="dp01-04.png"/>
-                    <pic:cNvPicPr/>
-                  </pic:nvPicPr>
-                  <pic:blipFill>
-                    <a:blip r:embed="rId12"/>
-                    <a:stretch>
-                      <a:fillRect/>
-                    </a:stretch>
-                  </pic:blipFill>
-                  <pic:spPr>
-                    <a:xfrm>
-                      <a:off x="0" y="0"/>
-                      <a:ext cx="5580000" cy="1796378"/>
-                    </a:xfrm>
-                    <a:prstGeom prst="rect"/>
-                  </pic:spPr>
-                </pic:pic>
-              </a:graphicData>
-            </a:graphic>
-          </wp:inline>
-        </w:drawing>
-      </w:r>
-    </w:p>
-    <w:p>
-      <w:pPr>
-        <w:spacing w:after="160"/>
-        <w:ind w:firstLine="0"/>
-        <w:jc w:val="center"/>
-      </w:pPr>
+        <w:t>按「寄送邀請」後跳出確認視窗，複述即將寄出的</w:t>
+      </w:r>
       <w:r>
         <w:rPr>
           <w:color w:val="404040"/>
           <w:sz w:val="20"/>
         </w:rPr>
-        <w:t>按「寄送邀請」後跳出確認視窗，複述即將寄出的 Email</w:t>
+        <w:t xml:space="preserve"> Email</w:t>
       </w:r>
     </w:p>
     <w:p>
       <w:pPr>
         <w:spacing w:before="80" w:after="80"/>
-        <w:ind w:left="283" w:firstLine="0"/>
+        <w:ind w:left="283"/>
       </w:pPr>
       <w:r>
         <w:t>重要：</w:t>
@@ -1230,7 +2447,19 @@
         <w:t>密碼由使用者經邀請信連結自行設定</w:t>
       </w:r>
       <w:r>
-        <w:t>。送出後系統寄出一封邀請信，使用者點信中連結、於效期內設定密碼，帳號才正式建立並可登入。邀請信連結的效期即 DP03 系統參數與清單維護的「密碼重設連結有效時間（分鐘）」，預設 30 分鐘，與忘記密碼連結共用此設定。</w:t>
+        <w:t>。送出後系統寄出一封邀請信，使用者點信中連結、於效期內設定密碼，帳號才正式建立並可登入。邀請信連結的效期即</w:t>
+      </w:r>
+      <w:r>
+        <w:t xml:space="preserve"> DP03 </w:t>
+      </w:r>
+      <w:r>
+        <w:t>系統參數與清單維護的「密碼重設連結有效時間（分鐘）」，預設</w:t>
+      </w:r>
+      <w:r>
+        <w:t xml:space="preserve"> 30 </w:t>
+      </w:r>
+      <w:r>
+        <w:t>分鐘，與忘記密碼連結共用此設定。</w:t>
       </w:r>
     </w:p>
     <w:p>
@@ -1247,7 +2476,13 @@
         <w:t>該筆出現在「待啟用邀請」頁籤、而不是「帳號」頁籤</w:t>
       </w:r>
       <w:r>
-        <w:t>；使用者完成設定密碼後才會轉到「帳號」頁籤、狀態為啟用中，之後以該 Email 與自行設定的密碼直接登入使用。</w:t>
+        <w:t>；使用者完成設定密碼後才會轉到「帳號」頁籤、狀態為啟用中，之後以該</w:t>
+      </w:r>
+      <w:r>
+        <w:t xml:space="preserve"> Email </w:t>
+      </w:r>
+      <w:r>
+        <w:t>與自行設定的密碼直接登入使用。</w:t>
       </w:r>
     </w:p>
     <w:p>
@@ -1255,40 +2490,47 @@
         <w:ind w:firstLine="482"/>
       </w:pPr>
       <w:r>
-        <w:t>使用者完成啟用時，系統會給予教育訓練的學員角色；其他角色（例如教師、文件管理的審核者）於 DP02 權限管理指派。</w:t>
+        <w:t>使用者完成啟用時，系統會給予教育訓練的學員角色；其他角色（例如教師、文件管理的審核者）於</w:t>
+      </w:r>
+      <w:r>
+        <w:t xml:space="preserve"> DP02 </w:t>
+      </w:r>
+      <w:r>
+        <w:t>權限管理指派。</w:t>
       </w:r>
     </w:p>
     <w:p>
       <w:pPr>
+        <w:keepNext/>
         <w:ind w:firstLine="482"/>
       </w:pPr>
       <w:r>
-        <w:t>Email 重複時會被擋下，兩種情況的處理方式不同：</w:t>
+        <w:t xml:space="preserve">Email </w:t>
+      </w:r>
+      <w:r>
+        <w:t>重複時會被擋下，兩種情況的處理方式不同：</w:t>
       </w:r>
     </w:p>
     <w:tbl>
       <w:tblPr>
         <w:tblStyle w:val="aff2"/>
-        <w:tblW w:type="auto" w:w="0"/>
+        <w:tblW w:w="0" w:type="auto"/>
         <w:tblLayout w:type="fixed"/>
-        <w:tblLook w:firstColumn="1" w:firstRow="1" w:lastColumn="0" w:lastRow="0" w:noHBand="0" w:noVBand="1" w:val="04A0"/>
-        <w:tblLayout w:type="fixed"/>
+        <w:tblLook w:val="04A0" w:firstRow="1" w:lastRow="0" w:firstColumn="1" w:lastColumn="0" w:noHBand="0" w:noVBand="1"/>
       </w:tblPr>
       <w:tblGrid>
-        <w:gridCol w:w="4680"/>
-        <w:gridCol w:w="4680"/>
+        <w:gridCol w:w="3737"/>
+        <w:gridCol w:w="5623"/>
       </w:tblGrid>
       <w:tr>
         <w:tc>
           <w:tcPr>
-            <w:tcW w:type="dxa" w:w="3737"/>
+            <w:tcW w:w="3737" w:type="dxa"/>
           </w:tcPr>
           <w:p>
-            <w:r>
-              <w:rPr>
-                <w:b/>
-              </w:rPr>
-            </w:r>
+            <w:pPr>
+              <w:spacing w:before="60" w:after="60"/>
+            </w:pPr>
             <w:r>
               <w:rPr>
                 <w:b/>
@@ -1299,14 +2541,12 @@
         </w:tc>
         <w:tc>
           <w:tcPr>
-            <w:tcW w:type="dxa" w:w="5623"/>
+            <w:tcW w:w="5623" w:type="dxa"/>
           </w:tcPr>
           <w:p>
-            <w:r>
-              <w:rPr>
-                <w:b/>
-              </w:rPr>
-            </w:r>
+            <w:pPr>
+              <w:spacing w:before="60" w:after="60"/>
+            </w:pPr>
             <w:r>
               <w:rPr>
                 <w:b/>
@@ -1319,23 +2559,36 @@
       <w:tr>
         <w:tc>
           <w:tcPr>
-            <w:tcW w:type="dxa" w:w="3737"/>
+            <w:tcW w:w="3737" w:type="dxa"/>
           </w:tcPr>
           <w:p>
-            <w:r/>
+            <w:pPr>
+              <w:spacing w:before="60" w:after="60"/>
+            </w:pPr>
             <w:r>
-              <w:t>該 Email 已是現有帳號</w:t>
+              <w:t>該</w:t>
+            </w:r>
+            <w:r>
+              <w:t xml:space="preserve"> Email </w:t>
+            </w:r>
+            <w:r>
+              <w:t>已是現有帳號</w:t>
             </w:r>
           </w:p>
         </w:tc>
         <w:tc>
           <w:tcPr>
-            <w:tcW w:type="dxa" w:w="5623"/>
+            <w:tcW w:w="5623" w:type="dxa"/>
           </w:tcPr>
           <w:p>
-            <w:r/>
+            <w:pPr>
+              <w:spacing w:before="60" w:after="60"/>
+            </w:pPr>
             <w:r>
-              <w:t>於「帳號」頁籤查詢該帳號，確認是否只需啟用或解鎖</w:t>
+              <w:t>於「帳號」頁籤查詢該</w:t>
+            </w:r>
+            <w:r>
+              <w:t>帳號，確認是否只需啟用或解鎖</w:t>
             </w:r>
           </w:p>
         </w:tc>
@@ -1343,21 +2596,32 @@
       <w:tr>
         <w:tc>
           <w:tcPr>
-            <w:tcW w:type="dxa" w:w="3737"/>
+            <w:tcW w:w="3737" w:type="dxa"/>
           </w:tcPr>
           <w:p>
-            <w:r/>
+            <w:pPr>
+              <w:spacing w:before="60" w:after="60"/>
+            </w:pPr>
             <w:r>
-              <w:t>該 Email 已有尚未啟用的邀請</w:t>
+              <w:lastRenderedPageBreak/>
+              <w:t>該</w:t>
+            </w:r>
+            <w:r>
+              <w:t xml:space="preserve"> Email </w:t>
+            </w:r>
+            <w:r>
+              <w:t>已有尚未啟用的邀請</w:t>
             </w:r>
           </w:p>
         </w:tc>
         <w:tc>
           <w:tcPr>
-            <w:tcW w:type="dxa" w:w="5623"/>
+            <w:tcW w:w="5623" w:type="dxa"/>
           </w:tcPr>
           <w:p>
-            <w:r/>
+            <w:pPr>
+              <w:spacing w:before="60" w:after="60"/>
+            </w:pPr>
             <w:r>
               <w:t>到「待啟用邀請」頁籤對該筆執行重寄，不需重新建立</w:t>
             </w:r>
@@ -1370,7 +2634,13 @@
         <w:ind w:firstLine="482"/>
       </w:pPr>
       <w:r>
-        <w:t>該 Email 的邀請</w:t>
+        <w:t>該</w:t>
+      </w:r>
+      <w:r>
+        <w:t xml:space="preserve"> Email </w:t>
+      </w:r>
+      <w:r>
+        <w:t>的邀請</w:t>
       </w:r>
       <w:r>
         <w:rPr>
@@ -1386,42 +2656,59 @@
       <w:pPr>
         <w:pStyle w:val="2"/>
       </w:pPr>
+      <w:bookmarkStart w:id="8" w:name="_Toc243386534"/>
       <w:r>
         <w:t>四、管理待啟用邀請</w:t>
       </w:r>
+      <w:bookmarkEnd w:id="8"/>
     </w:p>
     <w:p>
       <w:pPr>
         <w:ind w:firstLine="482"/>
       </w:pPr>
       <w:r>
-        <w:t>切到「待啟用邀請」頁籤，清單顯示姓名、帳號（Email）、邀請寄出時間與邀請狀態。邀請狀態分「有效中」與「已逾期」——逾期即表示連結已失效，使用者再點也無法設定密碼。</w:t>
+        <w:t>切到「待啟用邀請」頁籤，清單顯示姓名、帳號（</w:t>
+      </w:r>
+      <w:r>
+        <w:t>Email</w:t>
+      </w:r>
+      <w:r>
+        <w:t>）、邀請寄出時間與邀請狀態。邀請狀態分「有效中」與「已逾期」</w:t>
+      </w:r>
+      <w:r>
+        <w:t>——</w:t>
+      </w:r>
+      <w:r>
+        <w:t>逾期即表示連結已失效，使用者再點也無法設定密碼。</w:t>
       </w:r>
     </w:p>
     <w:p>
       <w:pPr>
         <w:keepNext/>
         <w:spacing w:before="160" w:after="40"/>
-        <w:ind w:left="0" w:firstLine="0"/>
         <w:jc w:val="center"/>
       </w:pPr>
       <w:r>
+        <w:rPr>
+          <w:noProof/>
+        </w:rPr>
         <w:drawing>
-          <wp:inline xmlns:a="http://schemas.openxmlformats.org/drawingml/2006/main" xmlns:pic="http://schemas.openxmlformats.org/drawingml/2006/picture">
-            <wp:extent cx="5580000" cy="1738450"/>
+          <wp:inline distT="0" distB="0" distL="0" distR="0">
+            <wp:extent cx="5563090" cy="1733182"/>
+            <wp:effectExtent l="0" t="0" r="0" b="0"/>
             <wp:docPr id="5" name="Picture 5"/>
             <wp:cNvGraphicFramePr>
-              <a:graphicFrameLocks noChangeAspect="1"/>
+              <a:graphicFrameLocks xmlns:a="http://schemas.openxmlformats.org/drawingml/2006/main" noChangeAspect="1"/>
             </wp:cNvGraphicFramePr>
-            <a:graphic>
+            <a:graphic xmlns:a="http://schemas.openxmlformats.org/drawingml/2006/main">
               <a:graphicData uri="http://schemas.openxmlformats.org/drawingml/2006/picture">
-                <pic:pic>
+                <pic:pic xmlns:pic="http://schemas.openxmlformats.org/drawingml/2006/picture">
                   <pic:nvPicPr>
                     <pic:cNvPr id="0" name="dp01-05.png"/>
                     <pic:cNvPicPr/>
                   </pic:nvPicPr>
                   <pic:blipFill>
-                    <a:blip r:embed="rId13"/>
+                    <a:blip r:embed="rId12"/>
                     <a:stretch>
                       <a:fillRect/>
                     </a:stretch>
@@ -1429,9 +2716,11 @@
                   <pic:spPr>
                     <a:xfrm>
                       <a:off x="0" y="0"/>
-                      <a:ext cx="5580000" cy="1738450"/>
+                      <a:ext cx="5563090" cy="1733182"/>
                     </a:xfrm>
-                    <a:prstGeom prst="rect"/>
+                    <a:prstGeom prst="rect">
+                      <a:avLst/>
+                    </a:prstGeom>
                   </pic:spPr>
                 </pic:pic>
               </a:graphicData>
@@ -1443,7 +2732,6 @@
     <w:p>
       <w:pPr>
         <w:spacing w:after="160"/>
-        <w:ind w:firstLine="0"/>
         <w:jc w:val="center"/>
       </w:pPr>
       <w:r>
@@ -1457,27 +2745,24 @@
     <w:tbl>
       <w:tblPr>
         <w:tblStyle w:val="aff2"/>
-        <w:tblW w:type="auto" w:w="0"/>
+        <w:tblW w:w="0" w:type="auto"/>
         <w:tblLayout w:type="fixed"/>
-        <w:tblLook w:firstColumn="1" w:firstRow="1" w:lastColumn="0" w:lastRow="0" w:noHBand="0" w:noVBand="1" w:val="04A0"/>
-        <w:tblLayout w:type="fixed"/>
+        <w:tblLook w:val="04A0" w:firstRow="1" w:lastRow="0" w:firstColumn="1" w:lastColumn="0" w:noHBand="0" w:noVBand="1"/>
       </w:tblPr>
       <w:tblGrid>
-        <w:gridCol w:w="3120"/>
-        <w:gridCol w:w="3120"/>
-        <w:gridCol w:w="3120"/>
+        <w:gridCol w:w="1267"/>
+        <w:gridCol w:w="4185"/>
+        <w:gridCol w:w="3908"/>
       </w:tblGrid>
       <w:tr>
         <w:tc>
           <w:tcPr>
-            <w:tcW w:type="dxa" w:w="1267"/>
+            <w:tcW w:w="1267" w:type="dxa"/>
           </w:tcPr>
           <w:p>
-            <w:r>
-              <w:rPr>
-                <w:b/>
-              </w:rPr>
-            </w:r>
+            <w:pPr>
+              <w:spacing w:before="60" w:after="60"/>
+            </w:pPr>
             <w:r>
               <w:rPr>
                 <w:b/>
@@ -1488,14 +2773,12 @@
         </w:tc>
         <w:tc>
           <w:tcPr>
-            <w:tcW w:type="dxa" w:w="4185"/>
+            <w:tcW w:w="4185" w:type="dxa"/>
           </w:tcPr>
           <w:p>
-            <w:r>
-              <w:rPr>
-                <w:b/>
-              </w:rPr>
-            </w:r>
+            <w:pPr>
+              <w:spacing w:before="60" w:after="60"/>
+            </w:pPr>
             <w:r>
               <w:rPr>
                 <w:b/>
@@ -1506,14 +2789,12 @@
         </w:tc>
         <w:tc>
           <w:tcPr>
-            <w:tcW w:type="dxa" w:w="3908"/>
+            <w:tcW w:w="3908" w:type="dxa"/>
           </w:tcPr>
           <w:p>
-            <w:r>
-              <w:rPr>
-                <w:b/>
-              </w:rPr>
-            </w:r>
+            <w:pPr>
+              <w:spacing w:before="60" w:after="60"/>
+            </w:pPr>
             <w:r>
               <w:rPr>
                 <w:b/>
@@ -1526,10 +2807,12 @@
       <w:tr>
         <w:tc>
           <w:tcPr>
-            <w:tcW w:type="dxa" w:w="1267"/>
+            <w:tcW w:w="1267" w:type="dxa"/>
           </w:tcPr>
           <w:p>
-            <w:r/>
+            <w:pPr>
+              <w:spacing w:before="60" w:after="60"/>
+            </w:pPr>
             <w:r>
               <w:t>重寄邀請</w:t>
             </w:r>
@@ -1537,10 +2820,12 @@
         </w:tc>
         <w:tc>
           <w:tcPr>
-            <w:tcW w:type="dxa" w:w="4185"/>
+            <w:tcW w:w="4185" w:type="dxa"/>
           </w:tcPr>
           <w:p>
-            <w:r/>
+            <w:pPr>
+              <w:spacing w:before="60" w:after="60"/>
+            </w:pPr>
             <w:r>
               <w:t>作廢原本的連結，產生新的連結並重新寄出</w:t>
             </w:r>
@@ -1548,10 +2833,12 @@
         </w:tc>
         <w:tc>
           <w:tcPr>
-            <w:tcW w:type="dxa" w:w="3908"/>
+            <w:tcW w:w="3908" w:type="dxa"/>
           </w:tcPr>
           <w:p>
-            <w:r/>
+            <w:pPr>
+              <w:spacing w:before="60" w:after="60"/>
+            </w:pPr>
             <w:r>
               <w:t>使用者沒收到信、或邀請已逾期</w:t>
             </w:r>
@@ -1561,10 +2848,12 @@
       <w:tr>
         <w:tc>
           <w:tcPr>
-            <w:tcW w:type="dxa" w:w="1267"/>
+            <w:tcW w:w="1267" w:type="dxa"/>
           </w:tcPr>
           <w:p>
-            <w:r/>
+            <w:pPr>
+              <w:spacing w:before="60" w:after="60"/>
+            </w:pPr>
             <w:r>
               <w:t>取消邀請</w:t>
             </w:r>
@@ -1572,21 +2861,31 @@
         </w:tc>
         <w:tc>
           <w:tcPr>
-            <w:tcW w:type="dxa" w:w="4185"/>
+            <w:tcW w:w="4185" w:type="dxa"/>
           </w:tcPr>
           <w:p>
-            <w:r/>
+            <w:pPr>
+              <w:spacing w:before="60" w:after="60"/>
+            </w:pPr>
             <w:r>
-              <w:t>刪除該筆邀請，該 Email 回復為可重新建立</w:t>
+              <w:t>刪除該筆邀請，該</w:t>
+            </w:r>
+            <w:r>
+              <w:t xml:space="preserve"> Email </w:t>
+            </w:r>
+            <w:r>
+              <w:t>回復為可重新建立</w:t>
             </w:r>
           </w:p>
         </w:tc>
         <w:tc>
           <w:tcPr>
-            <w:tcW w:type="dxa" w:w="3908"/>
+            <w:tcW w:w="3908" w:type="dxa"/>
           </w:tcPr>
           <w:p>
-            <w:r/>
+            <w:pPr>
+              <w:spacing w:before="60" w:after="60"/>
+            </w:pPr>
             <w:r>
               <w:t>邀請對象有誤、或該人員已不需要帳號</w:t>
             </w:r>
@@ -1597,7 +2896,7 @@
     <w:p>
       <w:pPr>
         <w:spacing w:before="80" w:after="80"/>
-        <w:ind w:left="283" w:firstLine="0"/>
+        <w:ind w:left="283"/>
       </w:pPr>
       <w:r>
         <w:t>重要：同一筆邀請</w:t>
@@ -1606,7 +2905,19 @@
         <w:rPr>
           <w:b/>
         </w:rPr>
-        <w:t>重寄後需間隔約 10 分鐘才能再重寄一次</w:t>
+        <w:t>重寄後需間隔約</w:t>
+      </w:r>
+      <w:r>
+        <w:rPr>
+          <w:b/>
+        </w:rPr>
+        <w:t xml:space="preserve"> 10 </w:t>
+      </w:r>
+      <w:r>
+        <w:rPr>
+          <w:b/>
+        </w:rPr>
+        <w:t>分鐘才能再重寄一次</w:t>
       </w:r>
       <w:r>
         <w:t>。冷卻期間按下重寄會被擋下，並顯示還需等待幾分鐘。</w:t>
@@ -1617,16 +2928,24 @@
         <w:ind w:firstLine="482"/>
       </w:pPr>
       <w:r>
-        <w:t>取消邀請會跳出確認視窗，內容含該筆的姓名與 Email，核對後再按「確定取消」。</w:t>
+        <w:t>取消邀請會跳出確認視窗，內容含該筆的姓名與</w:t>
+      </w:r>
+      <w:r>
+        <w:t xml:space="preserve"> Email</w:t>
+      </w:r>
+      <w:r>
+        <w:t>，核對後再按「確定取消」。</w:t>
       </w:r>
     </w:p>
     <w:p>
       <w:pPr>
         <w:pStyle w:val="2"/>
       </w:pPr>
+      <w:bookmarkStart w:id="9" w:name="_Toc243386535"/>
       <w:r>
         <w:t>五、停用與啟用帳號</w:t>
       </w:r>
+      <w:bookmarkEnd w:id="9"/>
     </w:p>
     <w:p>
       <w:pPr>
@@ -1640,22 +2959,93 @@
       <w:pPr>
         <w:keepNext/>
         <w:spacing w:before="160" w:after="40"/>
-        <w:ind w:left="0" w:firstLine="0"/>
         <w:jc w:val="center"/>
       </w:pPr>
       <w:r>
+        <w:rPr>
+          <w:noProof/>
+        </w:rPr>
         <w:drawing>
-          <wp:inline xmlns:a="http://schemas.openxmlformats.org/drawingml/2006/main" xmlns:pic="http://schemas.openxmlformats.org/drawingml/2006/picture">
-            <wp:extent cx="5580000" cy="1712045"/>
+          <wp:inline distT="0" distB="0" distL="0" distR="0">
+            <wp:extent cx="2232000" cy="684818"/>
+            <wp:effectExtent l="0" t="0" r="0" b="0"/>
             <wp:docPr id="6" name="Picture 6"/>
             <wp:cNvGraphicFramePr>
-              <a:graphicFrameLocks noChangeAspect="1"/>
+              <a:graphicFrameLocks xmlns:a="http://schemas.openxmlformats.org/drawingml/2006/main" noChangeAspect="1"/>
             </wp:cNvGraphicFramePr>
-            <a:graphic>
+            <a:graphic xmlns:a="http://schemas.openxmlformats.org/drawingml/2006/main">
               <a:graphicData uri="http://schemas.openxmlformats.org/drawingml/2006/picture">
-                <pic:pic>
+                <pic:pic xmlns:pic="http://schemas.openxmlformats.org/drawingml/2006/picture">
                   <pic:nvPicPr>
                     <pic:cNvPr id="0" name="dp01-06.png"/>
+                    <pic:cNvPicPr/>
+                  </pic:nvPicPr>
+                  <pic:blipFill>
+                    <a:blip r:embed="rId13"/>
+                    <a:stretch>
+                      <a:fillRect/>
+                    </a:stretch>
+                  </pic:blipFill>
+                  <pic:spPr>
+                    <a:xfrm>
+                      <a:off x="0" y="0"/>
+                      <a:ext cx="2232000" cy="684818"/>
+                    </a:xfrm>
+                    <a:prstGeom prst="rect">
+                      <a:avLst/>
+                    </a:prstGeom>
+                  </pic:spPr>
+                </pic:pic>
+              </a:graphicData>
+            </a:graphic>
+          </wp:inline>
+        </w:drawing>
+      </w:r>
+    </w:p>
+    <w:p>
+      <w:pPr>
+        <w:spacing w:after="160"/>
+        <w:jc w:val="center"/>
+      </w:pPr>
+      <w:r>
+        <w:rPr>
+          <w:color w:val="404040"/>
+          <w:sz w:val="20"/>
+        </w:rPr>
+        <w:t>按「停用」後跳出確認視窗，列出該帳號姓名並說明停用後的</w:t>
+      </w:r>
+      <w:r>
+        <w:rPr>
+          <w:color w:val="404040"/>
+          <w:sz w:val="20"/>
+        </w:rPr>
+        <w:t>影響</w:t>
+      </w:r>
+    </w:p>
+    <w:p>
+      <w:pPr>
+        <w:keepNext/>
+        <w:spacing w:before="160" w:after="40"/>
+        <w:jc w:val="center"/>
+      </w:pPr>
+      <w:r>
+        <w:rPr>
+          <w:noProof/>
+        </w:rPr>
+        <w:lastRenderedPageBreak/>
+        <w:drawing>
+          <wp:inline distT="0" distB="0" distL="0" distR="0">
+            <wp:extent cx="5580000" cy="2620909"/>
+            <wp:effectExtent l="0" t="0" r="0" b="0"/>
+            <wp:docPr id="7" name="Picture 7"/>
+            <wp:cNvGraphicFramePr>
+              <a:graphicFrameLocks xmlns:a="http://schemas.openxmlformats.org/drawingml/2006/main" noChangeAspect="1"/>
+            </wp:cNvGraphicFramePr>
+            <a:graphic xmlns:a="http://schemas.openxmlformats.org/drawingml/2006/main">
+              <a:graphicData uri="http://schemas.openxmlformats.org/drawingml/2006/picture">
+                <pic:pic xmlns:pic="http://schemas.openxmlformats.org/drawingml/2006/picture">
+                  <pic:nvPicPr>
+                    <pic:cNvPr id="0" name="dp01-08.png"/>
                     <pic:cNvPicPr/>
                   </pic:nvPicPr>
                   <pic:blipFill>
@@ -1667,9 +3057,11 @@
                   <pic:spPr>
                     <a:xfrm>
                       <a:off x="0" y="0"/>
-                      <a:ext cx="5580000" cy="1712045"/>
+                      <a:ext cx="5580000" cy="2620909"/>
                     </a:xfrm>
-                    <a:prstGeom prst="rect"/>
+                    <a:prstGeom prst="rect">
+                      <a:avLst/>
+                    </a:prstGeom>
                   </pic:spPr>
                 </pic:pic>
               </a:graphicData>
@@ -1681,7 +3073,6 @@
     <w:p>
       <w:pPr>
         <w:spacing w:after="160"/>
-        <w:ind w:firstLine="0"/>
         <w:jc w:val="center"/>
       </w:pPr>
       <w:r>
@@ -1689,29 +3080,165 @@
           <w:color w:val="404040"/>
           <w:sz w:val="20"/>
         </w:rPr>
-        <w:t>按「停用」後跳出確認視窗，列出該帳號姓名並說明停用後的影響</w:t>
+        <w:t>按下「確定停用」後畫面上方出現「帳號已停用」，該列狀態同時變為已停用、按鈕改為「啟用」</w:t>
       </w:r>
     </w:p>
     <w:p>
       <w:pPr>
+        <w:spacing w:before="80" w:after="80"/>
+        <w:ind w:left="283"/>
+      </w:pPr>
+      <w:r>
+        <w:t>重要：停用</w:t>
+      </w:r>
+      <w:r>
+        <w:rPr>
+          <w:b/>
+        </w:rPr>
+        <w:t>立即於兩個模組同時生效</w:t>
+      </w:r>
+      <w:r>
+        <w:t>。該使用者若正在線上，下一個動作就會被拒絕，不需等待登出。</w:t>
+      </w:r>
+    </w:p>
+    <w:p>
+      <w:pPr>
+        <w:ind w:firstLine="482"/>
+      </w:pPr>
+      <w:r>
+        <w:t>已停用的帳號，該列的按鈕會變為「啟用」，按下即恢復可登入。帳號因閒置</w:t>
+      </w:r>
+      <w:r>
+        <w:t xml:space="preserve"> 90 </w:t>
+      </w:r>
+      <w:r>
+        <w:t>天被系統自動停用者，同樣在此啟用。</w:t>
+      </w:r>
+    </w:p>
+    <w:p>
+      <w:pPr>
+        <w:spacing w:before="80" w:after="80"/>
+        <w:ind w:left="283"/>
+      </w:pPr>
+      <w:r>
+        <w:t>重要：啟用因閒置被停用的帳號後，請通知該使用者</w:t>
+      </w:r>
+      <w:r>
+        <w:rPr>
+          <w:b/>
+        </w:rPr>
+        <w:t>盡快登入一次</w:t>
+      </w:r>
+      <w:r>
+        <w:t>。系統以最後登入時間判定閒置，啟用本身不會更新此時間；使用者若在次日的每日排程前仍未登入，帳號會再次被自動停用。</w:t>
+      </w:r>
+    </w:p>
+    <w:p>
+      <w:pPr>
+        <w:ind w:firstLine="482"/>
+      </w:pPr>
+      <w:r>
+        <w:t>本人帳號那一列的「停用」呈灰色無法按，滑鼠移上去會顯示「無法停用自己的帳號」</w:t>
+      </w:r>
+      <w:r>
+        <w:t>——</w:t>
+      </w:r>
+      <w:r>
+        <w:t>這是避免管理者把自己鎖在系統外的保護。需要停用自己的帳號時，請其他管理者操作。</w:t>
+      </w:r>
+    </w:p>
+    <w:p>
+      <w:pPr>
+        <w:spacing w:before="80" w:after="80"/>
+        <w:ind w:left="283"/>
+      </w:pPr>
+      <w:r>
+        <w:t>注意：停用某模組唯一的管理者帳號後，該模組暫時無人可做管理作業，直到其他管理者於本作業按「啟用」恢復。停用管理者帳號前請先確認該模組仍有其他管理者。</w:t>
+      </w:r>
+    </w:p>
+    <w:p>
+      <w:pPr>
+        <w:pStyle w:val="2"/>
+      </w:pPr>
+      <w:bookmarkStart w:id="10" w:name="_Toc243386536"/>
+      <w:r>
+        <w:t>六、解鎖帳號</w:t>
+      </w:r>
+      <w:bookmarkEnd w:id="10"/>
+    </w:p>
+    <w:p>
+      <w:pPr>
+        <w:ind w:firstLine="482"/>
+      </w:pPr>
+      <w:r>
+        <w:t>帳號因登入失敗次數達上限被鎖定時，該列狀態顯示「已鎖定」、按鈕為「解鎖」。按下即解除鎖定並將失敗次數歸零，該使用者可立即重新登入。</w:t>
+      </w:r>
+    </w:p>
+    <w:p>
+      <w:pPr>
+        <w:ind w:firstLine="482"/>
+      </w:pPr>
+      <w:r>
+        <w:t>鎖定本身會在鎖定期滿後自動解除，解鎖是讓使用者不必等待。</w:t>
+      </w:r>
+    </w:p>
+    <w:p>
+      <w:pPr>
+        <w:pStyle w:val="2"/>
+      </w:pPr>
+      <w:bookmarkStart w:id="11" w:name="_Toc243386537"/>
+      <w:r>
+        <w:t>七、修改姓名</w:t>
+      </w:r>
+      <w:bookmarkEnd w:id="11"/>
+    </w:p>
+    <w:p>
+      <w:pPr>
+        <w:ind w:firstLine="482"/>
+      </w:pPr>
+      <w:r>
+        <w:t>於該列按「編輯」，表單於清單下方展開。</w:t>
+      </w:r>
+      <w:r>
+        <w:rPr>
+          <w:b/>
+        </w:rPr>
+        <w:t>可修改的只有姓名</w:t>
+      </w:r>
+      <w:r>
+        <w:t>；帳號（</w:t>
+      </w:r>
+      <w:r>
+        <w:t>Email</w:t>
+      </w:r>
+      <w:r>
+        <w:t>）為登入所用的識別，顯示為唯讀並帶鎖頭標記。</w:t>
+      </w:r>
+    </w:p>
+    <w:p>
+      <w:pPr>
         <w:keepNext/>
         <w:spacing w:before="160" w:after="40"/>
-        <w:ind w:left="0" w:firstLine="0"/>
         <w:jc w:val="center"/>
       </w:pPr>
       <w:r>
+        <w:rPr>
+          <w:noProof/>
+        </w:rPr>
+        <w:lastRenderedPageBreak/>
         <w:drawing>
-          <wp:inline xmlns:a="http://schemas.openxmlformats.org/drawingml/2006/main" xmlns:pic="http://schemas.openxmlformats.org/drawingml/2006/picture">
-            <wp:extent cx="5580000" cy="2620909"/>
-            <wp:docPr id="7" name="Picture 7"/>
+          <wp:inline distT="0" distB="0" distL="0" distR="0">
+            <wp:extent cx="5563090" cy="3728454"/>
+            <wp:effectExtent l="0" t="0" r="0" b="0"/>
+            <wp:docPr id="8" name="Picture 8"/>
             <wp:cNvGraphicFramePr>
-              <a:graphicFrameLocks noChangeAspect="1"/>
+              <a:graphicFrameLocks xmlns:a="http://schemas.openxmlformats.org/drawingml/2006/main" noChangeAspect="1"/>
             </wp:cNvGraphicFramePr>
-            <a:graphic>
+            <a:graphic xmlns:a="http://schemas.openxmlformats.org/drawingml/2006/main">
               <a:graphicData uri="http://schemas.openxmlformats.org/drawingml/2006/picture">
-                <pic:pic>
+                <pic:pic xmlns:pic="http://schemas.openxmlformats.org/drawingml/2006/picture">
                   <pic:nvPicPr>
-                    <pic:cNvPr id="0" name="dp01-08.png"/>
+                    <pic:cNvPr id="0" name="dp01-07.png"/>
                     <pic:cNvPicPr/>
                   </pic:nvPicPr>
                   <pic:blipFill>
@@ -1723,9 +3250,11 @@
                   <pic:spPr>
                     <a:xfrm>
                       <a:off x="0" y="0"/>
-                      <a:ext cx="5580000" cy="2620909"/>
+                      <a:ext cx="5563090" cy="3728454"/>
                     </a:xfrm>
-                    <a:prstGeom prst="rect"/>
+                    <a:prstGeom prst="rect">
+                      <a:avLst/>
+                    </a:prstGeom>
                   </pic:spPr>
                 </pic:pic>
               </a:graphicData>
@@ -1737,7 +3266,6 @@
     <w:p>
       <w:pPr>
         <w:spacing w:after="160"/>
-        <w:ind w:firstLine="0"/>
         <w:jc w:val="center"/>
       </w:pPr>
       <w:r>
@@ -1745,173 +3273,21 @@
           <w:color w:val="404040"/>
           <w:sz w:val="20"/>
         </w:rPr>
-        <w:t>按下「確定停用」後畫面上方出現「帳號已停用」，該列狀態同時變為已停用、按鈕改為「啟用」</w:t>
-      </w:r>
-    </w:p>
-    <w:p>
-      <w:pPr>
-        <w:spacing w:before="80" w:after="80"/>
-        <w:ind w:left="283" w:firstLine="0"/>
-      </w:pPr>
-      <w:r>
-        <w:t>重要：停用</w:t>
-      </w:r>
-      <w:r>
-        <w:rPr>
-          <w:b/>
-        </w:rPr>
-        <w:t>立即於兩個模組同時生效</w:t>
-      </w:r>
-      <w:r>
-        <w:t>。該使用者若正在線上，下一個動作就會被拒絕，不需等待登出。</w:t>
-      </w:r>
-    </w:p>
-    <w:p>
-      <w:pPr>
-        <w:ind w:firstLine="482"/>
-      </w:pPr>
-      <w:r>
-        <w:t>已停用的帳號，該列的按鈕會變為「啟用」，按下即恢復可登入。帳號因閒置 90 天被系統自動停用者，同樣在此啟用。</w:t>
-      </w:r>
-    </w:p>
-    <w:p>
-      <w:pPr>
-        <w:spacing w:before="80" w:after="80"/>
-        <w:ind w:left="283" w:firstLine="0"/>
-      </w:pPr>
-      <w:r>
-        <w:t>重要：啟用因閒置被停用的帳號後，請通知該使用者</w:t>
-      </w:r>
-      <w:r>
-        <w:rPr>
-          <w:b/>
-        </w:rPr>
-        <w:t>盡快登入一次</w:t>
-      </w:r>
-      <w:r>
-        <w:t>。系統以最後登入時間判定閒置，啟用本身不會更新此時間；使用者若在次日的每日排程前仍未登入，帳號會再次被自動停用。</w:t>
-      </w:r>
-    </w:p>
-    <w:p>
-      <w:pPr>
-        <w:ind w:firstLine="482"/>
-      </w:pPr>
-      <w:r>
-        <w:t>本人帳號那一列的「停用」呈灰色無法按，滑鼠移上去會顯示「無法停用自己的帳號」——這是避免管理者把自己鎖在系統外的保護。需要停用自己的帳號時，請其他管理者操作。</w:t>
-      </w:r>
-    </w:p>
-    <w:p>
-      <w:pPr>
-        <w:spacing w:before="80" w:after="80"/>
-        <w:ind w:left="283" w:firstLine="0"/>
-      </w:pPr>
-      <w:r>
-        <w:t>注意：停用某模組唯一的管理者帳號後，該模組暫時無人可做管理作業，直到其他管理者於本作業按「啟用」恢復。停用管理者帳號前請先確認該模組仍有其他管理者。</w:t>
-      </w:r>
-    </w:p>
-    <w:p>
-      <w:pPr>
-        <w:pStyle w:val="2"/>
-      </w:pPr>
-      <w:r>
-        <w:t>六、解鎖帳號</w:t>
-      </w:r>
-    </w:p>
-    <w:p>
-      <w:pPr>
-        <w:ind w:firstLine="482"/>
-      </w:pPr>
-      <w:r>
-        <w:t>帳號因登入失敗次數達上限被鎖定時，該列狀態顯示「已鎖定」、按鈕為「解鎖」。按下即解除鎖定並將失敗次數歸零，該使用者可立即重新登入。</w:t>
-      </w:r>
-    </w:p>
-    <w:p>
-      <w:pPr>
-        <w:ind w:firstLine="482"/>
-      </w:pPr>
-      <w:r>
-        <w:t>鎖定本身會在鎖定期滿後自動解除，解鎖是讓使用者不必等待。</w:t>
-      </w:r>
-    </w:p>
-    <w:p>
-      <w:pPr>
-        <w:pStyle w:val="2"/>
-      </w:pPr>
-      <w:r>
-        <w:t>七、修改姓名</w:t>
-      </w:r>
-    </w:p>
-    <w:p>
-      <w:pPr>
-        <w:ind w:firstLine="482"/>
-      </w:pPr>
-      <w:r>
-        <w:t>於該列按「編輯」，表單於清單下方展開。</w:t>
-      </w:r>
-      <w:r>
-        <w:rPr>
-          <w:b/>
-        </w:rPr>
-        <w:t>可修改的只有姓名</w:t>
-      </w:r>
-      <w:r>
-        <w:t>；帳號（Email）為登入所用的識別，顯示為唯讀並帶鎖頭標記。</w:t>
-      </w:r>
-    </w:p>
-    <w:p>
-      <w:pPr>
-        <w:keepNext/>
-        <w:spacing w:before="160" w:after="40"/>
-        <w:ind w:left="0" w:firstLine="0"/>
-        <w:jc w:val="center"/>
-      </w:pPr>
-      <w:r>
-        <w:drawing>
-          <wp:inline xmlns:a="http://schemas.openxmlformats.org/drawingml/2006/main" xmlns:pic="http://schemas.openxmlformats.org/drawingml/2006/picture">
-            <wp:extent cx="5580000" cy="3739787"/>
-            <wp:docPr id="8" name="Picture 8"/>
-            <wp:cNvGraphicFramePr>
-              <a:graphicFrameLocks noChangeAspect="1"/>
-            </wp:cNvGraphicFramePr>
-            <a:graphic>
-              <a:graphicData uri="http://schemas.openxmlformats.org/drawingml/2006/picture">
-                <pic:pic>
-                  <pic:nvPicPr>
-                    <pic:cNvPr id="0" name="dp01-07.png"/>
-                    <pic:cNvPicPr/>
-                  </pic:nvPicPr>
-                  <pic:blipFill>
-                    <a:blip r:embed="rId16"/>
-                    <a:stretch>
-                      <a:fillRect/>
-                    </a:stretch>
-                  </pic:blipFill>
-                  <pic:spPr>
-                    <a:xfrm>
-                      <a:off x="0" y="0"/>
-                      <a:ext cx="5580000" cy="3739787"/>
-                    </a:xfrm>
-                    <a:prstGeom prst="rect"/>
-                  </pic:spPr>
-                </pic:pic>
-              </a:graphicData>
-            </a:graphic>
-          </wp:inline>
-        </w:drawing>
-      </w:r>
-    </w:p>
-    <w:p>
-      <w:pPr>
-        <w:spacing w:after="160"/>
-        <w:ind w:firstLine="0"/>
-        <w:jc w:val="center"/>
-      </w:pPr>
+        <w:t>按「編輯」展開的表單，</w:t>
+      </w:r>
       <w:r>
         <w:rPr>
           <w:color w:val="404040"/>
           <w:sz w:val="20"/>
         </w:rPr>
-        <w:t>按「編輯」展開的表單，Email 欄位帶鎖頭且無法輸入，只有姓名可改</w:t>
+        <w:t xml:space="preserve">Email </w:t>
+      </w:r>
+      <w:r>
+        <w:rPr>
+          <w:color w:val="404040"/>
+          <w:sz w:val="20"/>
+        </w:rPr>
+        <w:t>欄位帶鎖頭且無法輸入，只有姓名可改</w:t>
       </w:r>
     </w:p>
     <w:p>
@@ -1927,48 +3303,68 @@
         <w:ind w:firstLine="482"/>
       </w:pPr>
       <w:r>
-        <w:t>使用者要變更自己的 Email 時，請本人至 DP10 個人資料維護辦理——該流程需同時驗證新舊兩個信箱，由本人完成。</w:t>
+        <w:t>使用者要變更自己的</w:t>
+      </w:r>
+      <w:r>
+        <w:t xml:space="preserve"> Email </w:t>
+      </w:r>
+      <w:r>
+        <w:t>時，請本人至</w:t>
+      </w:r>
+      <w:r>
+        <w:t xml:space="preserve"> DP10 </w:t>
+      </w:r>
+      <w:r>
+        <w:t>個人資料維護辦理</w:t>
+      </w:r>
+      <w:r>
+        <w:t>——</w:t>
+      </w:r>
+      <w:r>
+        <w:t>該流程需同時驗證新舊兩個信箱，由本人完成。</w:t>
       </w:r>
     </w:p>
     <w:p>
       <w:pPr>
         <w:pStyle w:val="1"/>
       </w:pPr>
-      <w:r>
+      <w:bookmarkStart w:id="12" w:name="_Toc243386538"/>
+      <w:r>
+        <w:lastRenderedPageBreak/>
         <w:t>參、常見訊息與處置</w:t>
       </w:r>
+      <w:bookmarkEnd w:id="12"/>
     </w:p>
     <w:p>
       <w:pPr>
         <w:pStyle w:val="2"/>
       </w:pPr>
+      <w:bookmarkStart w:id="13" w:name="_Toc243386539"/>
       <w:r>
         <w:t>一、被擋下（動作沒有完成）</w:t>
       </w:r>
+      <w:bookmarkEnd w:id="13"/>
     </w:p>
     <w:tbl>
       <w:tblPr>
         <w:tblStyle w:val="aff2"/>
-        <w:tblW w:type="auto" w:w="0"/>
+        <w:tblW w:w="0" w:type="auto"/>
         <w:tblLayout w:type="fixed"/>
-        <w:tblLook w:firstColumn="1" w:firstRow="1" w:lastColumn="0" w:lastRow="0" w:noHBand="0" w:noVBand="1" w:val="04A0"/>
-        <w:tblLayout w:type="fixed"/>
+        <w:tblLook w:val="04A0" w:firstRow="1" w:lastRow="0" w:firstColumn="1" w:lastColumn="0" w:noHBand="0" w:noVBand="1"/>
       </w:tblPr>
       <w:tblGrid>
-        <w:gridCol w:w="4680"/>
-        <w:gridCol w:w="4680"/>
+        <w:gridCol w:w="3204"/>
+        <w:gridCol w:w="6156"/>
       </w:tblGrid>
       <w:tr>
         <w:tc>
           <w:tcPr>
-            <w:tcW w:type="dxa" w:w="3204"/>
+            <w:tcW w:w="3204" w:type="dxa"/>
           </w:tcPr>
           <w:p>
-            <w:r>
-              <w:rPr>
-                <w:b/>
-              </w:rPr>
-            </w:r>
+            <w:pPr>
+              <w:spacing w:before="60" w:after="60"/>
+            </w:pPr>
             <w:r>
               <w:rPr>
                 <w:b/>
@@ -1979,14 +3375,12 @@
         </w:tc>
         <w:tc>
           <w:tcPr>
-            <w:tcW w:type="dxa" w:w="6156"/>
+            <w:tcW w:w="6156" w:type="dxa"/>
           </w:tcPr>
           <w:p>
-            <w:r>
-              <w:rPr>
-                <w:b/>
-              </w:rPr>
-            </w:r>
+            <w:pPr>
+              <w:spacing w:before="60" w:after="60"/>
+            </w:pPr>
             <w:r>
               <w:rPr>
                 <w:b/>
@@ -1999,23 +3393,45 @@
       <w:tr>
         <w:tc>
           <w:tcPr>
-            <w:tcW w:type="dxa" w:w="3204"/>
+            <w:tcW w:w="3204" w:type="dxa"/>
           </w:tcPr>
           <w:p>
-            <w:r/>
+            <w:pPr>
+              <w:spacing w:before="60" w:after="60"/>
+            </w:pPr>
             <w:r>
-              <w:t>「此 Email 已被使用」</w:t>
+              <w:t>「此</w:t>
+            </w:r>
+            <w:r>
+              <w:t xml:space="preserve"> Email </w:t>
+            </w:r>
+            <w:r>
+              <w:t>已被使用」</w:t>
             </w:r>
           </w:p>
         </w:tc>
         <w:tc>
           <w:tcPr>
-            <w:tcW w:type="dxa" w:w="6156"/>
+            <w:tcW w:w="6156" w:type="dxa"/>
           </w:tcPr>
           <w:p>
-            <w:r/>
+            <w:pPr>
+              <w:spacing w:before="60" w:after="60"/>
+            </w:pPr>
             <w:r>
-              <w:t>該 Email 已是現有帳號。於「帳號」頁籤查詢，確認是否只需啟用或解鎖；兩個頁籤都查不到時，表示對方已自行註冊、尚未完成 Email 驗證，請其收信完成驗證</w:t>
+              <w:t>該</w:t>
+            </w:r>
+            <w:r>
+              <w:t xml:space="preserve"> Email </w:t>
+            </w:r>
+            <w:r>
+              <w:t>已是現有帳號。於「帳號」頁籤查詢，確認是否只需啟用或解鎖；兩個頁籤都查不到時，表示對方已自行註冊、尚未完成</w:t>
+            </w:r>
+            <w:r>
+              <w:t xml:space="preserve"> Email </w:t>
+            </w:r>
+            <w:r>
+              <w:t>驗證，請其收信完成驗證</w:t>
             </w:r>
           </w:p>
         </w:tc>
@@ -2023,21 +3439,31 @@
       <w:tr>
         <w:tc>
           <w:tcPr>
-            <w:tcW w:type="dxa" w:w="3204"/>
+            <w:tcW w:w="3204" w:type="dxa"/>
           </w:tcPr>
           <w:p>
-            <w:r/>
+            <w:pPr>
+              <w:spacing w:before="60" w:after="60"/>
+            </w:pPr>
             <w:r>
-              <w:t>「此 Email 已有待啟用邀請，請改用重寄」</w:t>
+              <w:t>「此</w:t>
+            </w:r>
+            <w:r>
+              <w:t xml:space="preserve"> Email </w:t>
+            </w:r>
+            <w:r>
+              <w:t>已有待啟用邀請，請改用重寄」</w:t>
             </w:r>
           </w:p>
         </w:tc>
         <w:tc>
           <w:tcPr>
-            <w:tcW w:type="dxa" w:w="6156"/>
+            <w:tcW w:w="6156" w:type="dxa"/>
           </w:tcPr>
           <w:p>
-            <w:r/>
+            <w:pPr>
+              <w:spacing w:before="60" w:after="60"/>
+            </w:pPr>
             <w:r>
               <w:t>到「待啟用邀請」頁籤對該筆按「重寄邀請」，不需重新建立</w:t>
             </w:r>
@@ -2047,23 +3473,39 @@
       <w:tr>
         <w:tc>
           <w:tcPr>
-            <w:tcW w:type="dxa" w:w="3204"/>
+            <w:tcW w:w="3204" w:type="dxa"/>
           </w:tcPr>
           <w:p>
-            <w:r/>
+            <w:pPr>
+              <w:spacing w:before="60" w:after="60"/>
+            </w:pPr>
             <w:r>
-              <w:t>「此邀請剛重寄過，請於約 N 分鐘後再試」</w:t>
+              <w:t>「此邀請剛重寄過，請於約</w:t>
+            </w:r>
+            <w:r>
+              <w:t xml:space="preserve"> N </w:t>
+            </w:r>
+            <w:r>
+              <w:t>分鐘後再試」</w:t>
             </w:r>
           </w:p>
         </w:tc>
         <w:tc>
           <w:tcPr>
-            <w:tcW w:type="dxa" w:w="6156"/>
+            <w:tcW w:w="6156" w:type="dxa"/>
           </w:tcPr>
           <w:p>
-            <w:r/>
+            <w:pPr>
+              <w:spacing w:before="60" w:after="60"/>
+            </w:pPr>
             <w:r>
-              <w:t>同一筆邀請的重寄間隔約 10 分鐘，依訊息所示時間後再試</w:t>
+              <w:t>同一筆邀請的重寄間隔約</w:t>
+            </w:r>
+            <w:r>
+              <w:t xml:space="preserve"> 10 </w:t>
+            </w:r>
+            <w:r>
+              <w:t>分鐘，依訊息所示時間後再試</w:t>
             </w:r>
           </w:p>
         </w:tc>
@@ -2071,23 +3513,39 @@
       <w:tr>
         <w:tc>
           <w:tcPr>
-            <w:tcW w:type="dxa" w:w="3204"/>
+            <w:tcW w:w="3204" w:type="dxa"/>
           </w:tcPr>
           <w:p>
-            <w:r/>
+            <w:pPr>
+              <w:spacing w:before="60" w:after="60"/>
+            </w:pPr>
             <w:r>
-              <w:t>「請輸入 Email」</w:t>
+              <w:t>「請輸入</w:t>
+            </w:r>
+            <w:r>
+              <w:t xml:space="preserve"> Email</w:t>
+            </w:r>
+            <w:r>
+              <w:t>」</w:t>
             </w:r>
           </w:p>
         </w:tc>
         <w:tc>
           <w:tcPr>
-            <w:tcW w:type="dxa" w:w="6156"/>
+            <w:tcW w:w="6156" w:type="dxa"/>
           </w:tcPr>
           <w:p>
-            <w:r/>
+            <w:pPr>
+              <w:spacing w:before="60" w:after="60"/>
+            </w:pPr>
             <w:r>
-              <w:t>建立帳號時 Email 為必填</w:t>
+              <w:t>建立帳號時</w:t>
+            </w:r>
+            <w:r>
+              <w:t xml:space="preserve"> Email </w:t>
+            </w:r>
+            <w:r>
+              <w:t>為必填</w:t>
             </w:r>
           </w:p>
         </w:tc>
@@ -2095,23 +3553,39 @@
       <w:tr>
         <w:tc>
           <w:tcPr>
-            <w:tcW w:type="dxa" w:w="3204"/>
+            <w:tcW w:w="3204" w:type="dxa"/>
           </w:tcPr>
           <w:p>
-            <w:r/>
+            <w:pPr>
+              <w:spacing w:before="60" w:after="60"/>
+            </w:pPr>
             <w:r>
-              <w:t>「Email 格式不正確」</w:t>
+              <w:t>「</w:t>
+            </w:r>
+            <w:r>
+              <w:t xml:space="preserve">Email </w:t>
+            </w:r>
+            <w:r>
+              <w:t>格式不正確」</w:t>
             </w:r>
           </w:p>
         </w:tc>
         <w:tc>
           <w:tcPr>
-            <w:tcW w:type="dxa" w:w="6156"/>
+            <w:tcW w:w="6156" w:type="dxa"/>
           </w:tcPr>
           <w:p>
-            <w:r/>
+            <w:pPr>
+              <w:spacing w:before="60" w:after="60"/>
+            </w:pPr>
             <w:r>
-              <w:t>檢查拼寫，需為完整的 Email 格式</w:t>
+              <w:t>檢查拼寫，需為完整的</w:t>
+            </w:r>
+            <w:r>
+              <w:t xml:space="preserve"> Email </w:t>
+            </w:r>
+            <w:r>
+              <w:t>格式</w:t>
             </w:r>
           </w:p>
         </w:tc>
@@ -2119,10 +3593,12 @@
       <w:tr>
         <w:tc>
           <w:tcPr>
-            <w:tcW w:type="dxa" w:w="3204"/>
+            <w:tcW w:w="3204" w:type="dxa"/>
           </w:tcPr>
           <w:p>
-            <w:r/>
+            <w:pPr>
+              <w:spacing w:before="60" w:after="60"/>
+            </w:pPr>
             <w:r>
               <w:t>「請輸入姓名」</w:t>
             </w:r>
@@ -2130,12 +3606,23 @@
         </w:tc>
         <w:tc>
           <w:tcPr>
-            <w:tcW w:type="dxa" w:w="6156"/>
+            <w:tcW w:w="6156" w:type="dxa"/>
           </w:tcPr>
           <w:p>
-            <w:r/>
+            <w:pPr>
+              <w:spacing w:before="60" w:after="60"/>
+            </w:pPr>
             <w:r>
-              <w:t>姓名為必填，長度上限 50 字元</w:t>
+              <w:t>姓名為必填，</w:t>
+            </w:r>
+            <w:r>
+              <w:t>長度上限</w:t>
+            </w:r>
+            <w:r>
+              <w:t xml:space="preserve"> 50 </w:t>
+            </w:r>
+            <w:r>
+              <w:t>字元</w:t>
             </w:r>
           </w:p>
         </w:tc>
@@ -2145,33 +3632,32 @@
       <w:pPr>
         <w:pStyle w:val="2"/>
       </w:pPr>
+      <w:bookmarkStart w:id="14" w:name="_Toc243386540"/>
       <w:r>
         <w:t>二、送出後的結果訊息</w:t>
       </w:r>
+      <w:bookmarkEnd w:id="14"/>
     </w:p>
     <w:tbl>
       <w:tblPr>
         <w:tblStyle w:val="aff2"/>
-        <w:tblW w:type="auto" w:w="0"/>
+        <w:tblW w:w="0" w:type="auto"/>
         <w:tblLayout w:type="fixed"/>
-        <w:tblLook w:firstColumn="1" w:firstRow="1" w:lastColumn="0" w:lastRow="0" w:noHBand="0" w:noVBand="1" w:val="04A0"/>
-        <w:tblLayout w:type="fixed"/>
+        <w:tblLook w:val="04A0" w:firstRow="1" w:lastRow="0" w:firstColumn="1" w:lastColumn="0" w:noHBand="0" w:noVBand="1"/>
       </w:tblPr>
       <w:tblGrid>
-        <w:gridCol w:w="4680"/>
-        <w:gridCol w:w="4680"/>
+        <w:gridCol w:w="4066"/>
+        <w:gridCol w:w="5294"/>
       </w:tblGrid>
       <w:tr>
         <w:tc>
           <w:tcPr>
-            <w:tcW w:type="dxa" w:w="4066"/>
+            <w:tcW w:w="4066" w:type="dxa"/>
           </w:tcPr>
           <w:p>
-            <w:r>
-              <w:rPr>
-                <w:b/>
-              </w:rPr>
-            </w:r>
+            <w:pPr>
+              <w:spacing w:before="60" w:after="60"/>
+            </w:pPr>
             <w:r>
               <w:rPr>
                 <w:b/>
@@ -2182,14 +3668,12 @@
         </w:tc>
         <w:tc>
           <w:tcPr>
-            <w:tcW w:type="dxa" w:w="5294"/>
+            <w:tcW w:w="5294" w:type="dxa"/>
           </w:tcPr>
           <w:p>
-            <w:r>
-              <w:rPr>
-                <w:b/>
-              </w:rPr>
-            </w:r>
+            <w:pPr>
+              <w:spacing w:before="60" w:after="60"/>
+            </w:pPr>
             <w:r>
               <w:rPr>
                 <w:b/>
@@ -2202,10 +3686,12 @@
       <w:tr>
         <w:tc>
           <w:tcPr>
-            <w:tcW w:type="dxa" w:w="4066"/>
+            <w:tcW w:w="4066" w:type="dxa"/>
           </w:tcPr>
           <w:p>
-            <w:r/>
+            <w:pPr>
+              <w:spacing w:before="60" w:after="60"/>
+            </w:pPr>
             <w:r>
               <w:t>「邀請信已寄出，使用者需經連結設定密碼後啟用」</w:t>
             </w:r>
@@ -2213,10 +3699,12 @@
         </w:tc>
         <w:tc>
           <w:tcPr>
-            <w:tcW w:type="dxa" w:w="5294"/>
+            <w:tcW w:w="5294" w:type="dxa"/>
           </w:tcPr>
           <w:p>
-            <w:r/>
+            <w:pPr>
+              <w:spacing w:before="60" w:after="60"/>
+            </w:pPr>
             <w:r>
               <w:t>邀請已送出，該筆出現在「待啟用邀請」頁籤；使用者設定密碼後才會轉入「帳號」頁籤</w:t>
             </w:r>
@@ -2226,10 +3714,12 @@
       <w:tr>
         <w:tc>
           <w:tcPr>
-            <w:tcW w:type="dxa" w:w="4066"/>
+            <w:tcW w:w="4066" w:type="dxa"/>
           </w:tcPr>
           <w:p>
-            <w:r/>
+            <w:pPr>
+              <w:spacing w:before="60" w:after="60"/>
+            </w:pPr>
             <w:r>
               <w:t>「邀請信已重寄」</w:t>
             </w:r>
@@ -2237,10 +3727,12 @@
         </w:tc>
         <w:tc>
           <w:tcPr>
-            <w:tcW w:type="dxa" w:w="5294"/>
+            <w:tcW w:w="5294" w:type="dxa"/>
           </w:tcPr>
           <w:p>
-            <w:r/>
+            <w:pPr>
+              <w:spacing w:before="60" w:after="60"/>
+            </w:pPr>
             <w:r>
               <w:t>已作廢原連結並寄出新的連結</w:t>
             </w:r>
@@ -2250,10 +3742,12 @@
       <w:tr>
         <w:tc>
           <w:tcPr>
-            <w:tcW w:type="dxa" w:w="4066"/>
+            <w:tcW w:w="4066" w:type="dxa"/>
           </w:tcPr>
           <w:p>
-            <w:r/>
+            <w:pPr>
+              <w:spacing w:before="60" w:after="60"/>
+            </w:pPr>
             <w:r>
               <w:t>「已取消邀請」</w:t>
             </w:r>
@@ -2261,12 +3755,20 @@
         </w:tc>
         <w:tc>
           <w:tcPr>
-            <w:tcW w:type="dxa" w:w="5294"/>
+            <w:tcW w:w="5294" w:type="dxa"/>
           </w:tcPr>
           <w:p>
-            <w:r/>
+            <w:pPr>
+              <w:spacing w:before="60" w:after="60"/>
+            </w:pPr>
             <w:r>
-              <w:t>該筆邀請已刪除，該 Email 可重新建立</w:t>
+              <w:t>該筆邀請已刪除，該</w:t>
+            </w:r>
+            <w:r>
+              <w:t xml:space="preserve"> Email </w:t>
+            </w:r>
+            <w:r>
+              <w:t>可重新建立</w:t>
             </w:r>
           </w:p>
         </w:tc>
@@ -2274,10 +3776,12 @@
       <w:tr>
         <w:tc>
           <w:tcPr>
-            <w:tcW w:type="dxa" w:w="4066"/>
+            <w:tcW w:w="4066" w:type="dxa"/>
           </w:tcPr>
           <w:p>
-            <w:r/>
+            <w:pPr>
+              <w:spacing w:before="60" w:after="60"/>
+            </w:pPr>
             <w:r>
               <w:t>「帳號已停用」</w:t>
             </w:r>
@@ -2285,10 +3789,12 @@
         </w:tc>
         <w:tc>
           <w:tcPr>
-            <w:tcW w:type="dxa" w:w="5294"/>
+            <w:tcW w:w="5294" w:type="dxa"/>
           </w:tcPr>
           <w:p>
-            <w:r/>
+            <w:pPr>
+              <w:spacing w:before="60" w:after="60"/>
+            </w:pPr>
             <w:r>
               <w:t>該帳號於兩個模組同步失效</w:t>
             </w:r>
@@ -2298,10 +3804,12 @@
       <w:tr>
         <w:tc>
           <w:tcPr>
-            <w:tcW w:type="dxa" w:w="4066"/>
+            <w:tcW w:w="4066" w:type="dxa"/>
           </w:tcPr>
           <w:p>
-            <w:r/>
+            <w:pPr>
+              <w:spacing w:before="60" w:after="60"/>
+            </w:pPr>
             <w:r>
               <w:t>「帳號已啟用」</w:t>
             </w:r>
@@ -2309,10 +3817,12 @@
         </w:tc>
         <w:tc>
           <w:tcPr>
-            <w:tcW w:type="dxa" w:w="5294"/>
+            <w:tcW w:w="5294" w:type="dxa"/>
           </w:tcPr>
           <w:p>
-            <w:r/>
+            <w:pPr>
+              <w:spacing w:before="60" w:after="60"/>
+            </w:pPr>
             <w:r>
               <w:t>該帳號恢復可登入</w:t>
             </w:r>
@@ -2322,10 +3832,12 @@
       <w:tr>
         <w:tc>
           <w:tcPr>
-            <w:tcW w:type="dxa" w:w="4066"/>
+            <w:tcW w:w="4066" w:type="dxa"/>
           </w:tcPr>
           <w:p>
-            <w:r/>
+            <w:pPr>
+              <w:spacing w:before="60" w:after="60"/>
+            </w:pPr>
             <w:r>
               <w:t>「帳號已解鎖」</w:t>
             </w:r>
@@ -2333,10 +3845,12 @@
         </w:tc>
         <w:tc>
           <w:tcPr>
-            <w:tcW w:type="dxa" w:w="5294"/>
+            <w:tcW w:w="5294" w:type="dxa"/>
           </w:tcPr>
           <w:p>
-            <w:r/>
+            <w:pPr>
+              <w:spacing w:before="60" w:after="60"/>
+            </w:pPr>
             <w:r>
               <w:t>登入失敗次數已歸零，該使用者可立即重新登入</w:t>
             </w:r>
@@ -2346,10 +3860,12 @@
       <w:tr>
         <w:tc>
           <w:tcPr>
-            <w:tcW w:type="dxa" w:w="4066"/>
+            <w:tcW w:w="4066" w:type="dxa"/>
           </w:tcPr>
           <w:p>
-            <w:r/>
+            <w:pPr>
+              <w:spacing w:before="60" w:after="60"/>
+            </w:pPr>
             <w:r>
               <w:t>「已更新姓名」</w:t>
             </w:r>
@@ -2357,19 +3873,28 @@
         </w:tc>
         <w:tc>
           <w:tcPr>
-            <w:tcW w:type="dxa" w:w="5294"/>
+            <w:tcW w:w="5294" w:type="dxa"/>
           </w:tcPr>
           <w:p>
-            <w:r/>
+            <w:pPr>
+              <w:spacing w:before="60" w:after="60"/>
+            </w:pPr>
             <w:r>
-              <w:t>姓名已更新；Email 不受影響</w:t>
+              <w:t>姓名已更新；</w:t>
+            </w:r>
+            <w:r>
+              <w:t xml:space="preserve">Email </w:t>
+            </w:r>
+            <w:r>
+              <w:t>不受影響</w:t>
             </w:r>
           </w:p>
         </w:tc>
       </w:tr>
     </w:tbl>
+    <w:p/>
     <w:sectPr>
-      <w:footerReference w:type="default" r:id="rId46"/>
+      <w:footerReference w:type="default" r:id="rId16"/>
       <w:pgSz w:w="12240" w:h="15840"/>
       <w:pgMar w:top="1440" w:right="1440" w:bottom="1440" w:left="1440" w:header="720" w:footer="720" w:gutter="0"/>
       <w:pgNumType w:start="1"/>
@@ -2410,16 +3935,6 @@
   <w:p>
     <w:pPr>
       <w:pStyle w:val="a5"/>
-    </w:pPr>
-  </w:p>
-</w:ftr>
-</file>
-
-<file path=word/footer2.xml><?xml version="1.0" encoding="utf-8"?>
-<w:ftr xmlns:wpc="http://schemas.microsoft.com/office/word/2010/wordprocessingCanvas" xmlns:cx="http://schemas.microsoft.com/office/drawing/2014/chartex" xmlns:cx1="http://schemas.microsoft.com/office/drawing/2015/9/8/chartex" xmlns:cx2="http://schemas.microsoft.com/office/drawing/2015/10/21/chartex" xmlns:cx3="http://schemas.microsoft.com/office/drawing/2016/5/9/chartex" xmlns:cx4="http://schemas.microsoft.com/office/drawing/2016/5/10/chartex" xmlns:cx5="http://schemas.microsoft.com/office/drawing/2016/5/11/chartex" xmlns:cx6="http://schemas.microsoft.com/office/drawing/2016/5/12/chartex" xmlns:cx7="http://schemas.microsoft.com/office/drawing/2016/5/13/chartex" xmlns:cx8="http://schemas.microsoft.com/office/drawing/2016/5/14/chartex" xmlns:mc="http://schemas.openxmlformats.org/markup-compatibility/2006" xmlns:aink="http://schemas.microsoft.com/office/drawing/2016/ink" xmlns:am3d="http://schemas.microsoft.com/office/drawing/2017/model3d" xmlns:o="urn:schemas-microsoft-com:office:office" xmlns:r="http://schemas.openxmlformats.org/officeDocument/2006/relationships" xmlns:m="http://schemas.openxmlformats.org/officeDocument/2006/math" xmlns:v="urn:schemas-microsoft-com:vml" xmlns:wp14="http://schemas.microsoft.com/office/word/2010/wordprocessingDrawing" xmlns:wp="http://schemas.openxmlformats.org/drawingml/2006/wordprocessingDrawing" xmlns:w10="urn:schemas-microsoft-com:office:word" xmlns:w="http://schemas.openxmlformats.org/wordprocessingml/2006/main" xmlns:w14="http://schemas.microsoft.com/office/word/2010/wordml" xmlns:w15="http://schemas.microsoft.com/office/word/2012/wordml" xmlns:w16cid="http://schemas.microsoft.com/office/word/2016/wordml/cid" xmlns:w16se="http://schemas.microsoft.com/office/word/2015/wordml/symex" xmlns:wpg="http://schemas.microsoft.com/office/word/2010/wordprocessingGroup" xmlns:wpi="http://schemas.microsoft.com/office/word/2010/wordprocessingInk" xmlns:wne="http://schemas.microsoft.com/office/word/2006/wordml" xmlns:wps="http://schemas.microsoft.com/office/word/2010/wordprocessingShape" mc:Ignorable="w14 w15 w16se w16cid wp14">
-  <w:p>
-    <w:pPr>
-      <w:pStyle w:val="a5"/>
       <w:jc w:val="center"/>
     </w:pPr>
     <w:r>
@@ -2483,7 +3998,7 @@
         <w:noProof/>
         <w:sz w:val="20"/>
       </w:rPr>
-      <w:t>39</w:t>
+      <w:t>8</w:t>
     </w:r>
     <w:r>
       <w:rPr>
@@ -2540,6 +4055,64 @@
     </w:lvl>
   </w:abstractNum>
   <w:abstractNum w:abstractNumId="1" w15:restartNumberingAfterBreak="0">
+    <w:nsid w:val="3ED071B0"/>
+    <w:multiLevelType w:val="multilevel"/>
+    <w:tmpl w:val="7E620858"/>
+    <w:lvl w:ilvl="0">
+      <w:start w:val="1"/>
+      <w:numFmt w:val="bullet"/>
+      <w:lvlText w:val="●"/>
+      <w:lvlJc w:val="left"/>
+      <w:pPr>
+        <w:ind w:left="482" w:hanging="482"/>
+      </w:pPr>
+    </w:lvl>
+    <w:lvl w:ilvl="1">
+      <w:start w:val="1"/>
+      <w:numFmt w:val="bullet"/>
+      <w:lvlText w:val="●"/>
+      <w:lvlJc w:val="left"/>
+      <w:pPr>
+        <w:ind w:left="1440" w:hanging="480"/>
+      </w:pPr>
+    </w:lvl>
+    <w:lvl w:ilvl="2">
+      <w:numFmt w:val="decimal"/>
+      <w:lvlText w:val=""/>
+      <w:lvlJc w:val="left"/>
+    </w:lvl>
+    <w:lvl w:ilvl="3">
+      <w:numFmt w:val="decimal"/>
+      <w:lvlText w:val=""/>
+      <w:lvlJc w:val="left"/>
+    </w:lvl>
+    <w:lvl w:ilvl="4">
+      <w:numFmt w:val="decimal"/>
+      <w:lvlText w:val=""/>
+      <w:lvlJc w:val="left"/>
+    </w:lvl>
+    <w:lvl w:ilvl="5">
+      <w:numFmt w:val="decimal"/>
+      <w:lvlText w:val=""/>
+      <w:lvlJc w:val="left"/>
+    </w:lvl>
+    <w:lvl w:ilvl="6">
+      <w:numFmt w:val="decimal"/>
+      <w:lvlText w:val=""/>
+      <w:lvlJc w:val="left"/>
+    </w:lvl>
+    <w:lvl w:ilvl="7">
+      <w:numFmt w:val="decimal"/>
+      <w:lvlText w:val=""/>
+      <w:lvlJc w:val="left"/>
+    </w:lvl>
+    <w:lvl w:ilvl="8">
+      <w:numFmt w:val="decimal"/>
+      <w:lvlText w:val=""/>
+      <w:lvlJc w:val="left"/>
+    </w:lvl>
+  </w:abstractNum>
+  <w:abstractNum w:abstractNumId="2" w15:restartNumberingAfterBreak="0">
     <w:nsid w:val="7CDE1FC3"/>
     <w:multiLevelType w:val="hybridMultilevel"/>
     <w:tmpl w:val="7EACF0CE"/>
@@ -2603,17 +4176,6 @@
       <w:lvlJc w:val="left"/>
     </w:lvl>
   </w:abstractNum>
-  <w:abstractNum w:abstractNumId="900">
-    <w:lvl w:ilvl="0">
-      <w:start w:val="1"/>
-      <w:numFmt w:val="bullet"/>
-      <w:lvlText w:val="●"/>
-      <w:lvlJc w:val="left"/>
-      <w:pPr>
-        <w:ind w:left="482" w:hanging="482"/>
-      </w:pPr>
-    </w:lvl>
-  </w:abstractNum>
   <w:num w:numId="1">
     <w:abstractNumId w:val="0"/>
     <w:lvlOverride w:ilvl="0">
@@ -2633,7 +4195,7 @@
     </w:lvlOverride>
   </w:num>
   <w:num w:numId="4">
-    <w:abstractNumId w:val="1"/>
+    <w:abstractNumId w:val="2"/>
     <w:lvlOverride w:ilvl="0">
       <w:startOverride w:val="1"/>
     </w:lvlOverride>
@@ -2830,10 +4392,10 @@
       <w:startOverride w:val="1"/>
     </w:lvlOverride>
   </w:num>
+  <w:num w:numId="37">
+    <w:abstractNumId w:val="1"/>
+  </w:num>
   <w:numIdMacAtCleanup w:val="36"/>
-  <w:num w:numId="900">
-    <w:abstractNumId w:val="900"/>
-  </w:num>
 </w:numbering>
 </file>
 
@@ -14599,7 +16161,7 @@
 </file>
 
 <file path=customXml/itemProps1.xml><?xml version="1.0" encoding="utf-8"?>
-<ds:datastoreItem xmlns:ds="http://schemas.openxmlformats.org/officeDocument/2006/customXml" ds:itemID="{F5433768-CC8D-4AF3-B2C9-4B3C2D302557}">
+<ds:datastoreItem xmlns:ds="http://schemas.openxmlformats.org/officeDocument/2006/customXml" ds:itemID="{C1911173-B9DF-4394-A7C8-E2500E1CEC48}">
   <ds:schemaRefs>
     <ds:schemaRef ds:uri="http://schemas.openxmlformats.org/officeDocument/2006/bibliography"/>
   </ds:schemaRefs>

--- a/docs/manuals/dp/DP01-使用者管理.docx
+++ b/docs/manuals/dp/DP01-使用者管理.docx
@@ -516,7 +516,7 @@
       <w:r>
         <w:fldChar w:fldCharType="separate"/>
       </w:r>
-      <w:hyperlink w:anchor="_Toc243386527" w:history="1">
+      <w:hyperlink w:anchor="_Toc243411424" w:history="1">
         <w:r>
           <w:rPr>
             <w:rStyle w:val="affb"/>
@@ -544,7 +544,7 @@
             <w:noProof/>
             <w:webHidden/>
           </w:rPr>
-          <w:instrText xml:space="preserve"> PAGEREF _Toc243386527 \h </w:instrText>
+          <w:instrText xml:space="preserve"> PAGEREF _Toc243411424 \h </w:instrText>
         </w:r>
         <w:r>
           <w:rPr>
@@ -589,7 +589,7 @@
           <w:szCs w:val="22"/>
         </w:rPr>
       </w:pPr>
-      <w:hyperlink w:anchor="_Toc243386528" w:history="1">
+      <w:hyperlink w:anchor="_Toc243411425" w:history="1">
         <w:r>
           <w:rPr>
             <w:rStyle w:val="affb"/>
@@ -617,7 +617,7 @@
             <w:noProof/>
             <w:webHidden/>
           </w:rPr>
-          <w:instrText xml:space="preserve"> PAGEREF _Toc243386528 \h </w:instrText>
+          <w:instrText xml:space="preserve"> PAGEREF _Toc243411425 \h </w:instrText>
         </w:r>
         <w:r>
           <w:rPr>
@@ -662,7 +662,7 @@
           <w:szCs w:val="22"/>
         </w:rPr>
       </w:pPr>
-      <w:hyperlink w:anchor="_Toc243386529" w:history="1">
+      <w:hyperlink w:anchor="_Toc243411426" w:history="1">
         <w:r>
           <w:rPr>
             <w:rStyle w:val="affb"/>
@@ -690,7 +690,7 @@
             <w:noProof/>
             <w:webHidden/>
           </w:rPr>
-          <w:instrText xml:space="preserve"> PAGEREF _Toc243386529 \h </w:instrText>
+          <w:instrText xml:space="preserve"> PAGEREF _Toc243411426 \h </w:instrText>
         </w:r>
         <w:r>
           <w:rPr>
@@ -735,7 +735,7 @@
           <w:szCs w:val="22"/>
         </w:rPr>
       </w:pPr>
-      <w:hyperlink w:anchor="_Toc243386530" w:history="1">
+      <w:hyperlink w:anchor="_Toc243411427" w:history="1">
         <w:r>
           <w:rPr>
             <w:rStyle w:val="affb"/>
@@ -763,7 +763,7 @@
             <w:noProof/>
             <w:webHidden/>
           </w:rPr>
-          <w:instrText xml:space="preserve"> PAGEREF _Toc243386530 \h </w:instrText>
+          <w:instrText xml:space="preserve"> PAGEREF _Toc243411427 \h </w:instrText>
         </w:r>
         <w:r>
           <w:rPr>
@@ -808,7 +808,7 @@
           <w:szCs w:val="22"/>
         </w:rPr>
       </w:pPr>
-      <w:hyperlink w:anchor="_Toc243386531" w:history="1">
+      <w:hyperlink w:anchor="_Toc243411428" w:history="1">
         <w:r>
           <w:rPr>
             <w:rStyle w:val="affb"/>
@@ -836,7 +836,7 @@
             <w:noProof/>
             <w:webHidden/>
           </w:rPr>
-          <w:instrText xml:space="preserve"> PAGEREF _Toc243386531 \h </w:instrText>
+          <w:instrText xml:space="preserve"> PAGEREF _Toc243411428 \h </w:instrText>
         </w:r>
         <w:r>
           <w:rPr>
@@ -881,7 +881,7 @@
           <w:szCs w:val="22"/>
         </w:rPr>
       </w:pPr>
-      <w:hyperlink w:anchor="_Toc243386532" w:history="1">
+      <w:hyperlink w:anchor="_Toc243411429" w:history="1">
         <w:r>
           <w:rPr>
             <w:rStyle w:val="affb"/>
@@ -909,7 +909,7 @@
             <w:noProof/>
             <w:webHidden/>
           </w:rPr>
-          <w:instrText xml:space="preserve"> PAGEREF _Toc243386532 \h </w:instrText>
+          <w:instrText xml:space="preserve"> PAGEREF _Toc243411429 \h </w:instrText>
         </w:r>
         <w:r>
           <w:rPr>
@@ -954,7 +954,7 @@
           <w:szCs w:val="22"/>
         </w:rPr>
       </w:pPr>
-      <w:hyperlink w:anchor="_Toc243386533" w:history="1">
+      <w:hyperlink w:anchor="_Toc243411430" w:history="1">
         <w:r>
           <w:rPr>
             <w:rStyle w:val="affb"/>
@@ -982,7 +982,7 @@
             <w:noProof/>
             <w:webHidden/>
           </w:rPr>
-          <w:instrText xml:space="preserve"> PAGEREF _Toc243386533 \h </w:instrText>
+          <w:instrText xml:space="preserve"> PAGEREF _Toc243411430 \h </w:instrText>
         </w:r>
         <w:r>
           <w:rPr>
@@ -1027,7 +1027,7 @@
           <w:szCs w:val="22"/>
         </w:rPr>
       </w:pPr>
-      <w:hyperlink w:anchor="_Toc243386534" w:history="1">
+      <w:hyperlink w:anchor="_Toc243411431" w:history="1">
         <w:r>
           <w:rPr>
             <w:rStyle w:val="affb"/>
@@ -1055,7 +1055,7 @@
             <w:noProof/>
             <w:webHidden/>
           </w:rPr>
-          <w:instrText xml:space="preserve"> PAGEREF _Toc243386534 \h </w:instrText>
+          <w:instrText xml:space="preserve"> PAGEREF _Toc243411431 \h </w:instrText>
         </w:r>
         <w:r>
           <w:rPr>
@@ -1100,7 +1100,7 @@
           <w:szCs w:val="22"/>
         </w:rPr>
       </w:pPr>
-      <w:hyperlink w:anchor="_Toc243386535" w:history="1">
+      <w:hyperlink w:anchor="_Toc243411432" w:history="1">
         <w:r>
           <w:rPr>
             <w:rStyle w:val="affb"/>
@@ -1128,7 +1128,7 @@
             <w:noProof/>
             <w:webHidden/>
           </w:rPr>
-          <w:instrText xml:space="preserve"> PAGEREF _Toc243386535 \h </w:instrText>
+          <w:instrText xml:space="preserve"> PAGEREF _Toc243411432 \h </w:instrText>
         </w:r>
         <w:r>
           <w:rPr>
@@ -1173,7 +1173,7 @@
           <w:szCs w:val="22"/>
         </w:rPr>
       </w:pPr>
-      <w:hyperlink w:anchor="_Toc243386536" w:history="1">
+      <w:hyperlink w:anchor="_Toc243411433" w:history="1">
         <w:r>
           <w:rPr>
             <w:rStyle w:val="affb"/>
@@ -1201,7 +1201,7 @@
             <w:noProof/>
             <w:webHidden/>
           </w:rPr>
-          <w:instrText xml:space="preserve"> PAGEREF _Toc243386536 \h </w:instrText>
+          <w:instrText xml:space="preserve"> PAGEREF _Toc243411433 \h </w:instrText>
         </w:r>
         <w:r>
           <w:rPr>
@@ -1246,7 +1246,7 @@
           <w:szCs w:val="22"/>
         </w:rPr>
       </w:pPr>
-      <w:hyperlink w:anchor="_Toc243386537" w:history="1">
+      <w:hyperlink w:anchor="_Toc243411434" w:history="1">
         <w:r>
           <w:rPr>
             <w:rStyle w:val="affb"/>
@@ -1274,7 +1274,7 @@
             <w:noProof/>
             <w:webHidden/>
           </w:rPr>
-          <w:instrText xml:space="preserve"> PAGEREF _Toc243386537 \h </w:instrText>
+          <w:instrText xml:space="preserve"> PAGEREF _Toc243411434 \h </w:instrText>
         </w:r>
         <w:r>
           <w:rPr>
@@ -1319,7 +1319,7 @@
           <w:szCs w:val="22"/>
         </w:rPr>
       </w:pPr>
-      <w:hyperlink w:anchor="_Toc243386538" w:history="1">
+      <w:hyperlink w:anchor="_Toc243411435" w:history="1">
         <w:r>
           <w:rPr>
             <w:rStyle w:val="affb"/>
@@ -1347,7 +1347,7 @@
             <w:noProof/>
             <w:webHidden/>
           </w:rPr>
-          <w:instrText xml:space="preserve"> PAGEREF _Toc243386538 \h </w:instrText>
+          <w:instrText xml:space="preserve"> PAGEREF _Toc243411435 \h </w:instrText>
         </w:r>
         <w:r>
           <w:rPr>
@@ -1392,7 +1392,7 @@
           <w:szCs w:val="22"/>
         </w:rPr>
       </w:pPr>
-      <w:hyperlink w:anchor="_Toc243386539" w:history="1">
+      <w:hyperlink w:anchor="_Toc243411436" w:history="1">
         <w:r>
           <w:rPr>
             <w:rStyle w:val="affb"/>
@@ -1420,7 +1420,7 @@
             <w:noProof/>
             <w:webHidden/>
           </w:rPr>
-          <w:instrText xml:space="preserve"> PAGEREF _Toc243386539 \h </w:instrText>
+          <w:instrText xml:space="preserve"> PAGEREF _Toc243411436 \h </w:instrText>
         </w:r>
         <w:r>
           <w:rPr>
@@ -1465,7 +1465,7 @@
           <w:szCs w:val="22"/>
         </w:rPr>
       </w:pPr>
-      <w:hyperlink w:anchor="_Toc243386540" w:history="1">
+      <w:hyperlink w:anchor="_Toc243411437" w:history="1">
         <w:r>
           <w:rPr>
             <w:rStyle w:val="affb"/>
@@ -1493,7 +1493,7 @@
             <w:noProof/>
             <w:webHidden/>
           </w:rPr>
-          <w:instrText xml:space="preserve"> PAGEREF _Toc243386540 \h </w:instrText>
+          <w:instrText xml:space="preserve"> PAGEREF _Toc243411437 \h </w:instrText>
         </w:r>
         <w:r>
           <w:rPr>
@@ -1543,7 +1543,7 @@
       <w:pPr>
         <w:pStyle w:val="1"/>
       </w:pPr>
-      <w:bookmarkStart w:id="1" w:name="_Toc243386527"/>
+      <w:bookmarkStart w:id="1" w:name="_Toc243411424"/>
       <w:r>
         <w:lastRenderedPageBreak/>
         <w:t>壹、作業說明</w:t>
@@ -1554,7 +1554,7 @@
       <w:pPr>
         <w:pStyle w:val="2"/>
       </w:pPr>
-      <w:bookmarkStart w:id="2" w:name="_Toc243386528"/>
+      <w:bookmarkStart w:id="2" w:name="_Toc243411425"/>
       <w:r>
         <w:t>一、使用情境</w:t>
       </w:r>
@@ -1632,7 +1632,7 @@
       <w:pPr>
         <w:pStyle w:val="2"/>
       </w:pPr>
-      <w:bookmarkStart w:id="3" w:name="_Toc243386529"/>
+      <w:bookmarkStart w:id="3" w:name="_Toc243411426"/>
       <w:r>
         <w:t>二、進入路徑</w:t>
       </w:r>
@@ -1656,7 +1656,7 @@
       <w:pPr>
         <w:pStyle w:val="1"/>
       </w:pPr>
-      <w:bookmarkStart w:id="4" w:name="_Toc243386530"/>
+      <w:bookmarkStart w:id="4" w:name="_Toc243411427"/>
       <w:r>
         <w:lastRenderedPageBreak/>
         <w:t>貳、操作說明</w:t>
@@ -1667,7 +1667,7 @@
       <w:pPr>
         <w:pStyle w:val="2"/>
       </w:pPr>
-      <w:bookmarkStart w:id="5" w:name="_Toc243386531"/>
+      <w:bookmarkStart w:id="5" w:name="_Toc243411428"/>
       <w:r>
         <w:t>一、畫面與前置設定</w:t>
       </w:r>
@@ -1778,7 +1778,7 @@
               <w:spacing w:before="60" w:after="60"/>
             </w:pPr>
             <w:r>
-              <w:t>已寄出邀請信、使用者尚未完成設定密碼者；切到本頁籤後，頁籤上顯示目前筆數</w:t>
+              <w:t>已寄出邀請信、使用者尚未完成設定密碼者；進入本作業即於頁籤上顯示目前筆數，沒有待啟用邀請時不顯示數字</w:t>
             </w:r>
           </w:p>
         </w:tc>
@@ -1795,7 +1795,10 @@
         <w:t>Email</w:t>
       </w:r>
       <w:r>
-        <w:t>）、狀態、最後登入、建立日期與操作按鈕。</w:t>
+        <w:t>）、狀態、最後登入、建立日期與操作</w:t>
+      </w:r>
+      <w:r>
+        <w:t>按鈕。</w:t>
       </w:r>
     </w:p>
     <w:p>
@@ -2183,7 +2186,7 @@
       <w:pPr>
         <w:pStyle w:val="2"/>
       </w:pPr>
-      <w:bookmarkStart w:id="6" w:name="_Toc243386532"/>
+      <w:bookmarkStart w:id="6" w:name="_Toc243411429"/>
       <w:r>
         <w:t>二、查詢帳號</w:t>
       </w:r>
@@ -2224,7 +2227,7 @@
       <w:pPr>
         <w:pStyle w:val="2"/>
       </w:pPr>
-      <w:bookmarkStart w:id="7" w:name="_Toc243386533"/>
+      <w:bookmarkStart w:id="7" w:name="_Toc243411430"/>
       <w:r>
         <w:t>三、建立帳號</w:t>
       </w:r>
@@ -2656,7 +2659,7 @@
       <w:pPr>
         <w:pStyle w:val="2"/>
       </w:pPr>
-      <w:bookmarkStart w:id="8" w:name="_Toc243386534"/>
+      <w:bookmarkStart w:id="8" w:name="_Toc243411431"/>
       <w:r>
         <w:t>四、管理待啟用邀請</w:t>
       </w:r>
@@ -2941,7 +2944,7 @@
       <w:pPr>
         <w:pStyle w:val="2"/>
       </w:pPr>
-      <w:bookmarkStart w:id="9" w:name="_Toc243386535"/>
+      <w:bookmarkStart w:id="9" w:name="_Toc243411432"/>
       <w:r>
         <w:t>五、停用與啟用帳號</w:t>
       </w:r>
@@ -3160,7 +3163,7 @@
       <w:pPr>
         <w:pStyle w:val="2"/>
       </w:pPr>
-      <w:bookmarkStart w:id="10" w:name="_Toc243386536"/>
+      <w:bookmarkStart w:id="10" w:name="_Toc243411433"/>
       <w:r>
         <w:t>六、解鎖帳號</w:t>
       </w:r>
@@ -3186,7 +3189,7 @@
       <w:pPr>
         <w:pStyle w:val="2"/>
       </w:pPr>
-      <w:bookmarkStart w:id="11" w:name="_Toc243386537"/>
+      <w:bookmarkStart w:id="11" w:name="_Toc243411434"/>
       <w:r>
         <w:t>七、修改姓名</w:t>
       </w:r>
@@ -3328,7 +3331,7 @@
       <w:pPr>
         <w:pStyle w:val="1"/>
       </w:pPr>
-      <w:bookmarkStart w:id="12" w:name="_Toc243386538"/>
+      <w:bookmarkStart w:id="12" w:name="_Toc243411435"/>
       <w:r>
         <w:lastRenderedPageBreak/>
         <w:t>參、常見訊息與處置</w:t>
@@ -3339,7 +3342,7 @@
       <w:pPr>
         <w:pStyle w:val="2"/>
       </w:pPr>
-      <w:bookmarkStart w:id="13" w:name="_Toc243386539"/>
+      <w:bookmarkStart w:id="13" w:name="_Toc243411436"/>
       <w:r>
         <w:t>一、被擋下（動作沒有完成）</w:t>
       </w:r>
@@ -3632,7 +3635,7 @@
       <w:pPr>
         <w:pStyle w:val="2"/>
       </w:pPr>
-      <w:bookmarkStart w:id="14" w:name="_Toc243386540"/>
+      <w:bookmarkStart w:id="14" w:name="_Toc243411437"/>
       <w:r>
         <w:t>二、送出後的結果訊息</w:t>
       </w:r>
@@ -4038,26 +4041,9 @@
 <file path=word/numbering.xml><?xml version="1.0" encoding="utf-8"?>
 <w:numbering xmlns:wpc="http://schemas.microsoft.com/office/word/2010/wordprocessingCanvas" xmlns:cx="http://schemas.microsoft.com/office/drawing/2014/chartex" xmlns:cx1="http://schemas.microsoft.com/office/drawing/2015/9/8/chartex" xmlns:cx2="http://schemas.microsoft.com/office/drawing/2015/10/21/chartex" xmlns:cx3="http://schemas.microsoft.com/office/drawing/2016/5/9/chartex" xmlns:cx4="http://schemas.microsoft.com/office/drawing/2016/5/10/chartex" xmlns:cx5="http://schemas.microsoft.com/office/drawing/2016/5/11/chartex" xmlns:cx6="http://schemas.microsoft.com/office/drawing/2016/5/12/chartex" xmlns:cx7="http://schemas.microsoft.com/office/drawing/2016/5/13/chartex" xmlns:cx8="http://schemas.microsoft.com/office/drawing/2016/5/14/chartex" xmlns:mc="http://schemas.openxmlformats.org/markup-compatibility/2006" xmlns:aink="http://schemas.microsoft.com/office/drawing/2016/ink" xmlns:am3d="http://schemas.microsoft.com/office/drawing/2017/model3d" xmlns:o="urn:schemas-microsoft-com:office:office" xmlns:r="http://schemas.openxmlformats.org/officeDocument/2006/relationships" xmlns:m="http://schemas.openxmlformats.org/officeDocument/2006/math" xmlns:v="urn:schemas-microsoft-com:vml" xmlns:wp14="http://schemas.microsoft.com/office/word/2010/wordprocessingDrawing" xmlns:wp="http://schemas.openxmlformats.org/drawingml/2006/wordprocessingDrawing" xmlns:w10="urn:schemas-microsoft-com:office:word" xmlns:w="http://schemas.openxmlformats.org/wordprocessingml/2006/main" xmlns:w14="http://schemas.microsoft.com/office/word/2010/wordml" xmlns:w15="http://schemas.microsoft.com/office/word/2012/wordml" xmlns:w16cid="http://schemas.microsoft.com/office/word/2016/wordml/cid" xmlns:w16se="http://schemas.microsoft.com/office/word/2015/wordml/symex" xmlns:wpg="http://schemas.microsoft.com/office/word/2010/wordprocessingGroup" xmlns:wpi="http://schemas.microsoft.com/office/word/2010/wordprocessingInk" xmlns:wne="http://schemas.microsoft.com/office/word/2006/wordml" xmlns:wps="http://schemas.microsoft.com/office/word/2010/wordprocessingShape" mc:Ignorable="w14 w15 w16se w16cid wp14">
   <w:abstractNum w:abstractNumId="0" w15:restartNumberingAfterBreak="0">
-    <w:nsid w:val="1ABC44C1"/>
-    <w:multiLevelType w:val="singleLevel"/>
-    <w:tmpl w:val="DB806158"/>
-    <w:lvl w:ilvl="0">
-      <w:start w:val="1"/>
-      <w:numFmt w:val="decimal"/>
-      <w:lvlText w:val="%1."/>
-      <w:lvlJc w:val="left"/>
-      <w:pPr>
-        <w:ind w:left="960" w:hanging="480"/>
-      </w:pPr>
-      <w:rPr>
-        <w:rFonts w:ascii="Times New Roman" w:eastAsia="標楷體" w:hAnsi="Times New Roman" w:cs="Times New Roman"/>
-      </w:rPr>
-    </w:lvl>
-  </w:abstractNum>
-  <w:abstractNum w:abstractNumId="1" w15:restartNumberingAfterBreak="0">
-    <w:nsid w:val="3ED071B0"/>
+    <w:nsid w:val="038654C6"/>
     <w:multiLevelType w:val="multilevel"/>
-    <w:tmpl w:val="7E620858"/>
+    <w:tmpl w:val="038EC9F2"/>
     <w:lvl w:ilvl="0">
       <w:start w:val="1"/>
       <w:numFmt w:val="bullet"/>
@@ -4110,6 +4096,23 @@
       <w:numFmt w:val="decimal"/>
       <w:lvlText w:val=""/>
       <w:lvlJc w:val="left"/>
+    </w:lvl>
+  </w:abstractNum>
+  <w:abstractNum w:abstractNumId="1" w15:restartNumberingAfterBreak="0">
+    <w:nsid w:val="1ABC44C1"/>
+    <w:multiLevelType w:val="singleLevel"/>
+    <w:tmpl w:val="DB806158"/>
+    <w:lvl w:ilvl="0">
+      <w:start w:val="1"/>
+      <w:numFmt w:val="decimal"/>
+      <w:lvlText w:val="%1."/>
+      <w:lvlJc w:val="left"/>
+      <w:pPr>
+        <w:ind w:left="960" w:hanging="480"/>
+      </w:pPr>
+      <w:rPr>
+        <w:rFonts w:ascii="Times New Roman" w:eastAsia="標楷體" w:hAnsi="Times New Roman" w:cs="Times New Roman"/>
+      </w:rPr>
     </w:lvl>
   </w:abstractNum>
   <w:abstractNum w:abstractNumId="2" w15:restartNumberingAfterBreak="0">
@@ -4177,19 +4180,19 @@
     </w:lvl>
   </w:abstractNum>
   <w:num w:numId="1">
-    <w:abstractNumId w:val="0"/>
+    <w:abstractNumId w:val="1"/>
     <w:lvlOverride w:ilvl="0">
       <w:startOverride w:val="1"/>
     </w:lvlOverride>
   </w:num>
   <w:num w:numId="2">
-    <w:abstractNumId w:val="0"/>
+    <w:abstractNumId w:val="1"/>
     <w:lvlOverride w:ilvl="0">
       <w:startOverride w:val="1"/>
     </w:lvlOverride>
   </w:num>
   <w:num w:numId="3">
-    <w:abstractNumId w:val="0"/>
+    <w:abstractNumId w:val="1"/>
     <w:lvlOverride w:ilvl="0">
       <w:startOverride w:val="1"/>
     </w:lvlOverride>
@@ -4201,199 +4204,199 @@
     </w:lvlOverride>
   </w:num>
   <w:num w:numId="5">
-    <w:abstractNumId w:val="0"/>
+    <w:abstractNumId w:val="1"/>
     <w:lvlOverride w:ilvl="0">
       <w:startOverride w:val="1"/>
     </w:lvlOverride>
   </w:num>
   <w:num w:numId="6">
-    <w:abstractNumId w:val="0"/>
+    <w:abstractNumId w:val="1"/>
     <w:lvlOverride w:ilvl="0">
       <w:startOverride w:val="1"/>
     </w:lvlOverride>
   </w:num>
   <w:num w:numId="7">
-    <w:abstractNumId w:val="0"/>
+    <w:abstractNumId w:val="1"/>
     <w:lvlOverride w:ilvl="0">
       <w:startOverride w:val="1"/>
     </w:lvlOverride>
   </w:num>
   <w:num w:numId="8">
-    <w:abstractNumId w:val="0"/>
+    <w:abstractNumId w:val="1"/>
     <w:lvlOverride w:ilvl="0">
       <w:startOverride w:val="1"/>
     </w:lvlOverride>
   </w:num>
   <w:num w:numId="9">
-    <w:abstractNumId w:val="0"/>
+    <w:abstractNumId w:val="1"/>
     <w:lvlOverride w:ilvl="0">
       <w:startOverride w:val="1"/>
     </w:lvlOverride>
   </w:num>
   <w:num w:numId="10">
-    <w:abstractNumId w:val="0"/>
+    <w:abstractNumId w:val="1"/>
     <w:lvlOverride w:ilvl="0">
       <w:startOverride w:val="1"/>
     </w:lvlOverride>
   </w:num>
   <w:num w:numId="11">
-    <w:abstractNumId w:val="0"/>
+    <w:abstractNumId w:val="1"/>
     <w:lvlOverride w:ilvl="0">
       <w:startOverride w:val="1"/>
     </w:lvlOverride>
   </w:num>
   <w:num w:numId="12">
-    <w:abstractNumId w:val="0"/>
+    <w:abstractNumId w:val="1"/>
     <w:lvlOverride w:ilvl="0">
       <w:startOverride w:val="1"/>
     </w:lvlOverride>
   </w:num>
   <w:num w:numId="13">
-    <w:abstractNumId w:val="0"/>
+    <w:abstractNumId w:val="1"/>
     <w:lvlOverride w:ilvl="0">
       <w:startOverride w:val="1"/>
     </w:lvlOverride>
   </w:num>
   <w:num w:numId="14">
-    <w:abstractNumId w:val="0"/>
+    <w:abstractNumId w:val="1"/>
     <w:lvlOverride w:ilvl="0">
       <w:startOverride w:val="1"/>
     </w:lvlOverride>
   </w:num>
   <w:num w:numId="15">
-    <w:abstractNumId w:val="0"/>
+    <w:abstractNumId w:val="1"/>
     <w:lvlOverride w:ilvl="0">
       <w:startOverride w:val="1"/>
     </w:lvlOverride>
   </w:num>
   <w:num w:numId="16">
-    <w:abstractNumId w:val="0"/>
+    <w:abstractNumId w:val="1"/>
     <w:lvlOverride w:ilvl="0">
       <w:startOverride w:val="1"/>
     </w:lvlOverride>
   </w:num>
   <w:num w:numId="17">
-    <w:abstractNumId w:val="0"/>
+    <w:abstractNumId w:val="1"/>
     <w:lvlOverride w:ilvl="0">
       <w:startOverride w:val="1"/>
     </w:lvlOverride>
   </w:num>
   <w:num w:numId="18">
-    <w:abstractNumId w:val="0"/>
+    <w:abstractNumId w:val="1"/>
     <w:lvlOverride w:ilvl="0">
       <w:startOverride w:val="1"/>
     </w:lvlOverride>
   </w:num>
   <w:num w:numId="19">
-    <w:abstractNumId w:val="0"/>
+    <w:abstractNumId w:val="1"/>
     <w:lvlOverride w:ilvl="0">
       <w:startOverride w:val="1"/>
     </w:lvlOverride>
   </w:num>
   <w:num w:numId="20">
-    <w:abstractNumId w:val="0"/>
+    <w:abstractNumId w:val="1"/>
     <w:lvlOverride w:ilvl="0">
       <w:startOverride w:val="1"/>
     </w:lvlOverride>
   </w:num>
   <w:num w:numId="21">
-    <w:abstractNumId w:val="0"/>
+    <w:abstractNumId w:val="1"/>
     <w:lvlOverride w:ilvl="0">
       <w:startOverride w:val="1"/>
     </w:lvlOverride>
   </w:num>
   <w:num w:numId="22">
-    <w:abstractNumId w:val="0"/>
+    <w:abstractNumId w:val="1"/>
     <w:lvlOverride w:ilvl="0">
       <w:startOverride w:val="1"/>
     </w:lvlOverride>
   </w:num>
   <w:num w:numId="23">
-    <w:abstractNumId w:val="0"/>
+    <w:abstractNumId w:val="1"/>
     <w:lvlOverride w:ilvl="0">
       <w:startOverride w:val="1"/>
     </w:lvlOverride>
   </w:num>
   <w:num w:numId="24">
-    <w:abstractNumId w:val="0"/>
+    <w:abstractNumId w:val="1"/>
     <w:lvlOverride w:ilvl="0">
       <w:startOverride w:val="1"/>
     </w:lvlOverride>
   </w:num>
   <w:num w:numId="25">
-    <w:abstractNumId w:val="0"/>
+    <w:abstractNumId w:val="1"/>
     <w:lvlOverride w:ilvl="0">
       <w:startOverride w:val="1"/>
     </w:lvlOverride>
   </w:num>
   <w:num w:numId="26">
-    <w:abstractNumId w:val="0"/>
+    <w:abstractNumId w:val="1"/>
     <w:lvlOverride w:ilvl="0">
       <w:startOverride w:val="1"/>
     </w:lvlOverride>
   </w:num>
   <w:num w:numId="27">
-    <w:abstractNumId w:val="0"/>
+    <w:abstractNumId w:val="1"/>
     <w:lvlOverride w:ilvl="0">
       <w:startOverride w:val="1"/>
     </w:lvlOverride>
   </w:num>
   <w:num w:numId="28">
-    <w:abstractNumId w:val="0"/>
+    <w:abstractNumId w:val="1"/>
     <w:lvlOverride w:ilvl="0">
       <w:startOverride w:val="1"/>
     </w:lvlOverride>
   </w:num>
   <w:num w:numId="29">
-    <w:abstractNumId w:val="0"/>
+    <w:abstractNumId w:val="1"/>
     <w:lvlOverride w:ilvl="0">
       <w:startOverride w:val="1"/>
     </w:lvlOverride>
   </w:num>
   <w:num w:numId="30">
-    <w:abstractNumId w:val="0"/>
+    <w:abstractNumId w:val="1"/>
     <w:lvlOverride w:ilvl="0">
       <w:startOverride w:val="1"/>
     </w:lvlOverride>
   </w:num>
   <w:num w:numId="31">
-    <w:abstractNumId w:val="0"/>
+    <w:abstractNumId w:val="1"/>
     <w:lvlOverride w:ilvl="0">
       <w:startOverride w:val="1"/>
     </w:lvlOverride>
   </w:num>
   <w:num w:numId="32">
-    <w:abstractNumId w:val="0"/>
+    <w:abstractNumId w:val="1"/>
     <w:lvlOverride w:ilvl="0">
       <w:startOverride w:val="1"/>
     </w:lvlOverride>
   </w:num>
   <w:num w:numId="33">
-    <w:abstractNumId w:val="0"/>
+    <w:abstractNumId w:val="1"/>
     <w:lvlOverride w:ilvl="0">
       <w:startOverride w:val="1"/>
     </w:lvlOverride>
   </w:num>
   <w:num w:numId="34">
-    <w:abstractNumId w:val="0"/>
+    <w:abstractNumId w:val="1"/>
     <w:lvlOverride w:ilvl="0">
       <w:startOverride w:val="1"/>
     </w:lvlOverride>
   </w:num>
   <w:num w:numId="35">
-    <w:abstractNumId w:val="0"/>
+    <w:abstractNumId w:val="1"/>
     <w:lvlOverride w:ilvl="0">
       <w:startOverride w:val="1"/>
     </w:lvlOverride>
   </w:num>
   <w:num w:numId="36">
-    <w:abstractNumId w:val="0"/>
+    <w:abstractNumId w:val="1"/>
     <w:lvlOverride w:ilvl="0">
       <w:startOverride w:val="1"/>
     </w:lvlOverride>
   </w:num>
   <w:num w:numId="37">
-    <w:abstractNumId w:val="1"/>
+    <w:abstractNumId w:val="0"/>
   </w:num>
   <w:numIdMacAtCleanup w:val="36"/>
 </w:numbering>
@@ -16161,7 +16164,7 @@
 </file>
 
 <file path=customXml/itemProps1.xml><?xml version="1.0" encoding="utf-8"?>
-<ds:datastoreItem xmlns:ds="http://schemas.openxmlformats.org/officeDocument/2006/customXml" ds:itemID="{C1911173-B9DF-4394-A7C8-E2500E1CEC48}">
+<ds:datastoreItem xmlns:ds="http://schemas.openxmlformats.org/officeDocument/2006/customXml" ds:itemID="{CE6D060D-B76F-438F-9C02-3AE4D1BE8BCB}">
   <ds:schemaRefs>
     <ds:schemaRef ds:uri="http://schemas.openxmlformats.org/officeDocument/2006/bibliography"/>
   </ds:schemaRefs>
